--- a/downloads/indicadores/EMIM/nota/EMIM_nota.docx
+++ b/downloads/indicadores/EMIM/nota/EMIM_nota.docx
@@ -4,228 +4,100 @@
   <w:body>
     <w:tbl>
       <w:tblPr>
-        <w:tblStyle w:val="Tablaconcuadrcula"/>
-        <w:tblW w:w="0" w:type="auto"/>
-        <w:shd w:val="clear" w:color="auto" w:fill="235B4C"/>
-        <w:tblCellMar>
-          <w:top w:w="28" w:type="dxa"/>
-          <w:left w:w="28" w:type="dxa"/>
-          <w:bottom w:w="28" w:type="dxa"/>
-          <w:right w:w="28" w:type="dxa"/>
-        </w:tblCellMar>
-        <w:tblLook w:val="04A0" w:firstRow="1" w:lastRow="0" w:firstColumn="1" w:lastColumn="0" w:noHBand="0" w:noVBand="1"/>
+        <w:tblW w:type="auto" w:w="0"/>
+        <w:tblLayout w:type="fixed"/>
+        <w:tblLook w:firstColumn="1" w:firstRow="1" w:lastColumn="0" w:lastRow="0" w:noHBand="0" w:noVBand="1" w:val="04A0"/>
       </w:tblPr>
       <w:tblGrid>
-        <w:gridCol w:w="4414"/>
-        <w:gridCol w:w="4414"/>
+        <w:gridCol w:w="4392"/>
+        <w:gridCol w:w="4392"/>
       </w:tblGrid>
       <w:tr>
+        <w:trPr>
+          <w:cantSplit/>
+        </w:trPr>
         <w:tc>
           <w:tcPr>
-            <w:tcW w:w="8828" w:type="dxa"/>
-            <w:gridSpan w:val="2"/>
-            <w:tcBorders>
-              <w:top w:val="nil"/>
-              <w:left w:val="nil"/>
-              <w:bottom w:val="nil"/>
-              <w:right w:val="nil"/>
-            </w:tcBorders>
-            <w:shd w:val="clear" w:color="auto" w:fill="235B4C"/>
+            <w:tcW w:type="dxa" w:w="4392"/>
+            <w:shd w:fill="10312B"/>
           </w:tcPr>
           <w:p>
             <w:pPr>
-              <w:jc w:val="center"/>
-              <w:rPr>
-                <w:rFonts w:ascii="Noto Sans" w:hAnsi="Noto Sans" w:cs="Noto Sans"/>
-              </w:rPr>
+              <w:spacing w:before="0" w:after="0" w:line="240" w:lineRule="auto"/>
             </w:pPr>
             <w:r>
               <w:rPr>
-                <w:rFonts w:ascii="Noto Sans" w:hAnsi="Noto Sans" w:cs="Noto Sans"/>
-                <w:color w:val="FFFFFF" w:themeColor="background1"/>
+                <w:rFonts w:ascii="Noto Sans" w:hAnsi="Noto Sans"/>
+                <w:b/>
+                <w:color w:val="FFFFFF"/>
                 <w:sz w:val="20"/>
-                <w:szCs w:val="20"/>
               </w:rPr>
-              <w:t>Encuesta Mensual de la Industria Manufacturera (EMIM)</w:t>
+              <w:t>EMIM · Agosto de 2026</w:t>
             </w:r>
           </w:p>
+        </w:tc>
+        <w:tc>
+          <w:tcPr>
+            <w:tcW w:type="dxa" w:w="4392"/>
+            <w:shd w:fill="10312B"/>
+          </w:tcPr>
           <w:p>
             <w:pPr>
-              <w:jc w:val="center"/>
-              <w:rPr>
-                <w:rFonts w:ascii="Noto Sans" w:hAnsi="Noto Sans" w:cs="Noto Sans"/>
-              </w:rPr>
+              <w:spacing w:before="0" w:after="0" w:line="240" w:lineRule="auto"/>
             </w:pPr>
             <w:r>
               <w:rPr>
-                <w:rFonts w:ascii="Noto Sans" w:hAnsi="Noto Sans" w:cs="Noto Sans"/>
+                <w:rFonts w:ascii="Noto Sans" w:hAnsi="Noto Sans"/>
                 <w:b/>
-                <w:bCs/>
-                <w:color w:val="FFFFFF" w:themeColor="background1"/>
-                <w:sz w:val="40"/>
-                <w:szCs w:val="40"/>
+                <w:color w:val="FFFFFF"/>
+                <w:sz w:val="20"/>
               </w:rPr>
-              <w:t>Datos de junio 2026</w:t>
+              <w:t>Publicación 2026-10-16</w:t>
             </w:r>
           </w:p>
         </w:tc>
       </w:tr>
       <w:tr>
+        <w:trPr>
+          <w:cantSplit/>
+        </w:trPr>
         <w:tc>
           <w:tcPr>
-            <w:tcW w:w="4414" w:type="dxa"/>
-            <w:tcBorders>
-              <w:top w:val="nil"/>
-              <w:left w:val="nil"/>
-              <w:bottom w:val="nil"/>
-              <w:right w:val="nil"/>
-            </w:tcBorders>
-            <w:shd w:val="clear" w:color="auto" w:fill="F4F4F2"/>
+            <w:tcW w:type="dxa" w:w="4392"/>
+            <w:shd w:fill="10312B"/>
           </w:tcPr>
           <w:p>
             <w:pPr>
-              <w:jc w:val="center"/>
-              <w:rPr>
-                <w:rFonts w:ascii="Noto Sans" w:hAnsi="Noto Sans" w:cs="Noto Sans"/>
-              </w:rPr>
+              <w:spacing w:before="0" w:after="0" w:line="240" w:lineRule="auto"/>
             </w:pPr>
             <w:r>
               <w:rPr>
-                <w:rFonts w:ascii="Noto Sans" w:hAnsi="Noto Sans" w:cs="Noto Sans"/>
+                <w:rFonts w:ascii="Noto Sans" w:hAnsi="Noto Sans"/>
                 <w:b/>
-                <w:bCs/>
-                <w:color w:val="8C8C8C"/>
-                <w:spacing w:val="10"/>
-                <w:sz w:val="17"/>
-                <w:szCs w:val="17"/>
+                <w:color w:val="FFFFFF"/>
+                <w:sz w:val="20"/>
               </w:rPr>
-              <w:t>VARIACIÓN MENSUAL</w:t>
-            </w:r>
-          </w:p>
-          <w:p>
-            <w:pPr>
-              <w:jc w:val="center"/>
-              <w:rPr>
-                <w:rFonts w:ascii="Noto Sans" w:hAnsi="Noto Sans" w:cs="Noto Sans"/>
-              </w:rPr>
-            </w:pPr>
-            <w:r>
-              <w:rPr>
-                <w:rFonts w:ascii="Arial" w:hAnsi="Arial" w:cs="Arial"/>
-                <w:b/>
-                <w:bCs/>
-                <w:color w:val="006341"/>
-                <w:sz w:val="72"/>
-                <w:szCs w:val="72"/>
-              </w:rPr>
-              <w:t>▲</w:t>
-            </w:r>
-            <w:r>
-              <w:rPr>
-                <w:rFonts w:ascii="Noto Sans" w:hAnsi="Noto Sans" w:cs="Noto Sans"/>
-                <w:b/>
-                <w:bCs/>
-                <w:color w:val="006341"/>
-                <w:sz w:val="72"/>
-                <w:szCs w:val="72"/>
-              </w:rPr>
-              <w:t xml:space="preserve"> 0.1%</w:t>
-            </w:r>
-          </w:p>
-          <w:p>
-            <w:pPr>
-              <w:jc w:val="center"/>
-              <w:rPr>
-                <w:rFonts w:ascii="Noto Sans" w:hAnsi="Noto Sans" w:cs="Noto Sans"/>
-              </w:rPr>
-            </w:pPr>
-            <w:r>
-              <w:rPr>
-                <w:rFonts w:ascii="Noto Sans" w:hAnsi="Noto Sans" w:cs="Noto Sans"/>
-                <w:color w:val="6B6864"/>
-                <w:sz w:val="16"/>
-                <w:szCs w:val="16"/>
-              </w:rPr>
-              <w:t>Volumen de producción · cifras desest. · junio 2026</w:t>
+              <w:t>Producción mensual 1.7%</w:t>
             </w:r>
           </w:p>
         </w:tc>
         <w:tc>
           <w:tcPr>
-            <w:tcW w:w="4414" w:type="dxa"/>
-            <w:tcBorders>
-              <w:top w:val="nil"/>
-              <w:left w:val="nil"/>
-              <w:bottom w:val="nil"/>
-              <w:right w:val="nil"/>
-            </w:tcBorders>
-            <w:shd w:val="clear" w:color="auto" w:fill="611232"/>
+            <w:tcW w:type="dxa" w:w="4392"/>
+            <w:shd w:fill="10312B"/>
           </w:tcPr>
           <w:p>
             <w:pPr>
-              <w:jc w:val="center"/>
-              <w:rPr>
-                <w:rFonts w:ascii="Noto Sans" w:hAnsi="Noto Sans" w:cs="Noto Sans"/>
-              </w:rPr>
+              <w:spacing w:before="0" w:after="0" w:line="240" w:lineRule="auto"/>
             </w:pPr>
             <w:r>
               <w:rPr>
-                <w:rFonts w:ascii="Noto Sans" w:hAnsi="Noto Sans" w:cs="Noto Sans"/>
+                <w:rFonts w:ascii="Noto Sans" w:hAnsi="Noto Sans"/>
                 <w:b/>
-                <w:bCs/>
                 <w:color w:val="FFFFFF"/>
-                <w:spacing w:val="10"/>
-                <w:sz w:val="17"/>
-                <w:szCs w:val="17"/>
+                <w:sz w:val="20"/>
               </w:rPr>
-              <w:t>VARIACIÓN ANUAL</w:t>
-            </w:r>
-          </w:p>
-          <w:p>
-            <w:pPr>
-              <w:jc w:val="center"/>
-              <w:rPr>
-                <w:rFonts w:ascii="Noto Sans" w:hAnsi="Noto Sans" w:cs="Noto Sans"/>
-              </w:rPr>
-            </w:pPr>
-            <w:r>
-              <w:rPr>
-                <w:rFonts w:ascii="Arial" w:hAnsi="Arial" w:cs="Arial"/>
-                <w:b/>
-                <w:bCs/>
-                <w:color w:val="FFFFFF"/>
-                <w:sz w:val="72"/>
-                <w:szCs w:val="72"/>
-              </w:rPr>
-              <w:t>▼</w:t>
-            </w:r>
-            <w:r>
-              <w:rPr>
-                <w:rFonts w:ascii="Noto Sans" w:hAnsi="Noto Sans" w:cs="Noto Sans"/>
-                <w:b/>
-                <w:bCs/>
-                <w:color w:val="FFFFFF"/>
-                <w:sz w:val="72"/>
-                <w:szCs w:val="72"/>
-              </w:rPr>
-              <w:t xml:space="preserve"> -2.4%</w:t>
-            </w:r>
-          </w:p>
-          <w:p>
-            <w:pPr>
-              <w:jc w:val="center"/>
-              <w:rPr>
-                <w:rFonts w:ascii="Noto Sans" w:hAnsi="Noto Sans" w:cs="Noto Sans"/>
-              </w:rPr>
-            </w:pPr>
-            <w:r>
-              <w:rPr>
-                <w:rFonts w:ascii="Noto Sans" w:hAnsi="Noto Sans" w:cs="Noto Sans"/>
-                <w:color w:val="F4F4F2"/>
-                <w:sz w:val="16"/>
-                <w:szCs w:val="16"/>
-              </w:rPr>
-              <w:t>Comparación junio 2026 vs junio 2025</w:t>
+              <w:t>Anual 4.1%</w:t>
             </w:r>
           </w:p>
         </w:tc>
@@ -233,60 +105,233 @@
     </w:tbl>
     <w:p>
       <w:pPr>
+        <w:keepNext w:val="0"/>
+        <w:spacing w:before="0" w:after="0" w:line="240" w:lineRule="auto"/>
+        <w:jc w:val="both"/>
+      </w:pPr>
+      <w:r>
         <w:rPr>
-          <w:rFonts w:ascii="Noto Sans" w:hAnsi="Noto Sans" w:cs="Noto Sans"/>
-          <w:sz w:val="6"/>
-          <w:szCs w:val="6"/>
+          <w:rFonts w:ascii="Noto Sans" w:hAnsi="Noto Sans"/>
+          <w:b/>
+          <w:color w:val="10312B"/>
+          <w:sz w:val="22"/>
         </w:rPr>
-      </w:pPr>
+        <w:t>Encuesta Mensual de la Industria Manufacturera</w:t>
+      </w:r>
+    </w:p>
+    <w:p>
+      <w:pPr>
+        <w:keepNext w:val="0"/>
+        <w:spacing w:before="0" w:after="0" w:line="240" w:lineRule="auto"/>
+        <w:jc w:val="both"/>
+      </w:pPr>
+      <w:r>
+        <w:rPr>
+          <w:rFonts w:ascii="Noto Sans" w:hAnsi="Noto Sans"/>
+          <w:b w:val="0"/>
+          <w:color w:val="000000"/>
+          <w:sz w:val="13"/>
+        </w:rPr>
+      </w:r>
+    </w:p>
+    <w:p>
+      <w:pPr>
+        <w:keepNext/>
+        <w:spacing w:before="0" w:after="0" w:line="240" w:lineRule="auto"/>
+        <w:jc w:val="both"/>
+      </w:pPr>
+      <w:r>
+        <w:rPr>
+          <w:rFonts w:ascii="Noto Sans" w:hAnsi="Noto Sans"/>
+          <w:b/>
+          <w:color w:val="235B4C"/>
+          <w:sz w:val="22"/>
+        </w:rPr>
+        <w:t>Resumen ejecutivo</w:t>
+      </w:r>
+    </w:p>
+    <w:p>
+      <w:pPr>
+        <w:keepNext w:val="0"/>
+        <w:spacing w:before="0" w:after="0" w:line="240" w:lineRule="auto"/>
+        <w:jc w:val="both"/>
+      </w:pPr>
+      <w:r>
+        <w:rPr>
+          <w:rFonts w:ascii="Noto Sans" w:hAnsi="Noto Sans"/>
+          <w:b w:val="0"/>
+          <w:color w:val="000000"/>
+          <w:sz w:val="22"/>
+        </w:rPr>
+        <w:t>En agosto de 2026, la producción manufacturera varió 1.7% mensual y 4.1% anual, con cifras desestacionalizadas.</w:t>
+      </w:r>
+    </w:p>
+    <w:p>
+      <w:pPr>
+        <w:keepNext w:val="0"/>
+        <w:spacing w:before="0" w:after="0" w:line="240" w:lineRule="auto"/>
+        <w:jc w:val="both"/>
+        <w:numPr>
+          <w:ilvl w:val="0"/>
+          <w:numId w:val="36"/>
+        </w:numPr>
+      </w:pPr>
+      <w:r>
+        <w:rPr>
+          <w:rFonts w:ascii="Noto Sans" w:hAnsi="Noto Sans"/>
+          <w:b w:val="0"/>
+          <w:color w:val="000000"/>
+          <w:sz w:val="22"/>
+        </w:rPr>
+        <w:t>Las remuneraciones medias reales registraron 2.7% anual; en el mes variaron -0.2%.</w:t>
+      </w:r>
+    </w:p>
+    <w:p>
+      <w:pPr>
+        <w:keepNext w:val="0"/>
+        <w:spacing w:before="0" w:after="0" w:line="240" w:lineRule="auto"/>
+        <w:jc w:val="both"/>
+        <w:numPr>
+          <w:ilvl w:val="0"/>
+          <w:numId w:val="36"/>
+        </w:numPr>
+      </w:pPr>
+      <w:r>
+        <w:rPr>
+          <w:rFonts w:ascii="Noto Sans" w:hAnsi="Noto Sans"/>
+          <w:b w:val="0"/>
+          <w:color w:val="000000"/>
+          <w:sz w:val="22"/>
+        </w:rPr>
+        <w:t>El personal ocupado varió -0.1% mensual y -1.0% anual; las horas trabajadas, 0.0% y -0.6%, respectivamente.</w:t>
+      </w:r>
+    </w:p>
+    <w:p>
+      <w:pPr>
+        <w:keepNext w:val="0"/>
+        <w:spacing w:before="0" w:after="0" w:line="240" w:lineRule="auto"/>
+        <w:jc w:val="both"/>
+      </w:pPr>
+      <w:r>
+        <w:rPr>
+          <w:rFonts w:ascii="Noto Sans" w:hAnsi="Noto Sans"/>
+          <w:b w:val="0"/>
+          <w:color w:val="000000"/>
+          <w:sz w:val="13"/>
+        </w:rPr>
+      </w:r>
+    </w:p>
+    <w:p>
+      <w:pPr>
+        <w:keepNext/>
+        <w:spacing w:before="0" w:after="0" w:line="240" w:lineRule="auto"/>
+        <w:jc w:val="both"/>
+      </w:pPr>
+      <w:r>
+        <w:rPr>
+          <w:rFonts w:ascii="Noto Sans" w:hAnsi="Noto Sans"/>
+          <w:b/>
+          <w:color w:val="235B4C"/>
+          <w:sz w:val="22"/>
+        </w:rPr>
+        <w:t>Producción y condiciones laborales</w:t>
+      </w:r>
     </w:p>
     <w:tbl>
       <w:tblPr>
-        <w:tblStyle w:val="Tablaconcuadrcula"/>
-        <w:tblW w:w="0" w:type="auto"/>
-        <w:tblBorders>
-          <w:top w:val="none" w:sz="0" w:space="0" w:color="auto"/>
-          <w:left w:val="none" w:sz="0" w:space="0" w:color="auto"/>
-          <w:bottom w:val="none" w:sz="0" w:space="0" w:color="auto"/>
-          <w:right w:val="none" w:sz="0" w:space="0" w:color="auto"/>
-          <w:insideH w:val="none" w:sz="0" w:space="0" w:color="auto"/>
-          <w:insideV w:val="none" w:sz="0" w:space="0" w:color="auto"/>
-        </w:tblBorders>
-        <w:shd w:val="clear" w:color="auto" w:fill="F4F4F2"/>
-        <w:tblLook w:val="04A0" w:firstRow="1" w:lastRow="0" w:firstColumn="1" w:lastColumn="0" w:noHBand="0" w:noVBand="1"/>
+        <w:tblW w:type="auto" w:w="0"/>
+        <w:tblLayout w:type="fixed"/>
+        <w:tblLook w:firstColumn="1" w:firstRow="1" w:lastColumn="0" w:lastRow="0" w:noHBand="0" w:noVBand="1" w:val="04A0"/>
       </w:tblPr>
       <w:tblGrid>
-        <w:gridCol w:w="1104"/>
-        <w:gridCol w:w="1104"/>
-        <w:gridCol w:w="1104"/>
-        <w:gridCol w:w="1104"/>
-        <w:gridCol w:w="1104"/>
-        <w:gridCol w:w="1104"/>
-        <w:gridCol w:w="1104"/>
-        <w:gridCol w:w="1104"/>
+        <w:gridCol w:w="4464"/>
+        <w:gridCol w:w="2160"/>
+        <w:gridCol w:w="2160"/>
       </w:tblGrid>
       <w:tr>
+        <w:trPr>
+          <w:cantSplit/>
+        </w:trPr>
         <w:tc>
           <w:tcPr>
-            <w:tcW w:w="2208" w:type="dxa"/>
-            <w:gridSpan w:val="2"/>
-            <w:shd w:val="clear" w:color="auto" w:fill="235B4C"/>
+            <w:tcW w:type="dxa" w:w="4464"/>
+            <w:shd w:fill="10312B"/>
           </w:tcPr>
           <w:p>
             <w:pPr>
-              <w:jc w:val="center"/>
-              <w:rPr>
-                <w:rFonts w:ascii="Noto Sans" w:hAnsi="Noto Sans" w:cs="Noto Sans"/>
-              </w:rPr>
+              <w:spacing w:before="0" w:after="0" w:line="240" w:lineRule="auto"/>
             </w:pPr>
             <w:r>
               <w:rPr>
-                <w:rFonts w:ascii="Noto Sans" w:hAnsi="Noto Sans" w:cs="Noto Sans"/>
+                <w:rFonts w:ascii="Noto Sans" w:hAnsi="Noto Sans"/>
                 <w:b/>
-                <w:bCs/>
-                <w:color w:val="FFFFFF" w:themeColor="background1"/>
-                <w:sz w:val="19"/>
-                <w:szCs w:val="19"/>
+                <w:color w:val="FFFFFF"/>
+                <w:sz w:val="20"/>
+              </w:rPr>
+              <w:t>Variable</w:t>
+            </w:r>
+          </w:p>
+        </w:tc>
+        <w:tc>
+          <w:tcPr>
+            <w:tcW w:type="dxa" w:w="2160"/>
+            <w:shd w:fill="10312B"/>
+          </w:tcPr>
+          <w:p>
+            <w:pPr>
+              <w:spacing w:before="0" w:after="0" w:line="240" w:lineRule="auto"/>
+            </w:pPr>
+            <w:r>
+              <w:rPr>
+                <w:rFonts w:ascii="Noto Sans" w:hAnsi="Noto Sans"/>
+                <w:b/>
+                <w:color w:val="FFFFFF"/>
+                <w:sz w:val="20"/>
+              </w:rPr>
+              <w:t>Mensual (%)</w:t>
+            </w:r>
+          </w:p>
+        </w:tc>
+        <w:tc>
+          <w:tcPr>
+            <w:tcW w:type="dxa" w:w="2160"/>
+            <w:shd w:fill="10312B"/>
+          </w:tcPr>
+          <w:p>
+            <w:pPr>
+              <w:spacing w:before="0" w:after="0" w:line="240" w:lineRule="auto"/>
+            </w:pPr>
+            <w:r>
+              <w:rPr>
+                <w:rFonts w:ascii="Noto Sans" w:hAnsi="Noto Sans"/>
+                <w:b/>
+                <w:color w:val="FFFFFF"/>
+                <w:sz w:val="20"/>
+              </w:rPr>
+              <w:t>Anual (%)</w:t>
+            </w:r>
+          </w:p>
+        </w:tc>
+      </w:tr>
+      <w:tr>
+        <w:trPr>
+          <w:cantSplit/>
+        </w:trPr>
+        <w:tc>
+          <w:tcPr>
+            <w:tcW w:type="dxa" w:w="4464"/>
+            <w:shd w:fill="F4F4F2"/>
+          </w:tcPr>
+          <w:p>
+            <w:pPr>
+              <w:spacing w:before="0" w:after="0" w:line="240" w:lineRule="auto"/>
+            </w:pPr>
+            <w:r>
+              <w:rPr>
+                <w:rFonts w:ascii="Noto Sans" w:hAnsi="Noto Sans"/>
+                <w:b w:val="0"/>
+                <w:color w:val="000000"/>
+                <w:sz w:val="20"/>
               </w:rPr>
               <w:t>Producción</w:t>
             </w:r>
@@ -294,25 +339,64 @@
         </w:tc>
         <w:tc>
           <w:tcPr>
-            <w:tcW w:w="2208" w:type="dxa"/>
-            <w:gridSpan w:val="2"/>
-            <w:shd w:val="clear" w:color="auto" w:fill="235B4C"/>
+            <w:tcW w:type="dxa" w:w="2160"/>
+            <w:shd w:fill="F4F4F2"/>
           </w:tcPr>
           <w:p>
             <w:pPr>
-              <w:jc w:val="center"/>
-              <w:rPr>
-                <w:rFonts w:ascii="Noto Sans" w:hAnsi="Noto Sans" w:cs="Noto Sans"/>
-              </w:rPr>
+              <w:spacing w:before="0" w:after="0" w:line="240" w:lineRule="auto"/>
             </w:pPr>
             <w:r>
               <w:rPr>
-                <w:rFonts w:ascii="Noto Sans" w:hAnsi="Noto Sans" w:cs="Noto Sans"/>
-                <w:b/>
-                <w:bCs/>
-                <w:color w:val="FFFFFF" w:themeColor="background1"/>
-                <w:sz w:val="19"/>
-                <w:szCs w:val="19"/>
+                <w:rFonts w:ascii="Noto Sans" w:hAnsi="Noto Sans"/>
+                <w:b w:val="0"/>
+                <w:color w:val="000000"/>
+                <w:sz w:val="20"/>
+              </w:rPr>
+              <w:t>1.7</w:t>
+            </w:r>
+          </w:p>
+        </w:tc>
+        <w:tc>
+          <w:tcPr>
+            <w:tcW w:type="dxa" w:w="2160"/>
+            <w:shd w:fill="F4F4F2"/>
+          </w:tcPr>
+          <w:p>
+            <w:pPr>
+              <w:spacing w:before="0" w:after="0" w:line="240" w:lineRule="auto"/>
+            </w:pPr>
+            <w:r>
+              <w:rPr>
+                <w:rFonts w:ascii="Noto Sans" w:hAnsi="Noto Sans"/>
+                <w:b w:val="0"/>
+                <w:color w:val="000000"/>
+                <w:sz w:val="20"/>
+              </w:rPr>
+              <w:t>4.1</w:t>
+            </w:r>
+          </w:p>
+        </w:tc>
+      </w:tr>
+      <w:tr>
+        <w:trPr>
+          <w:cantSplit/>
+        </w:trPr>
+        <w:tc>
+          <w:tcPr>
+            <w:tcW w:type="dxa" w:w="4464"/>
+            <w:shd w:fill="FFFFFF"/>
+          </w:tcPr>
+          <w:p>
+            <w:pPr>
+              <w:spacing w:before="0" w:after="0" w:line="240" w:lineRule="auto"/>
+            </w:pPr>
+            <w:r>
+              <w:rPr>
+                <w:rFonts w:ascii="Noto Sans" w:hAnsi="Noto Sans"/>
+                <w:b w:val="0"/>
+                <w:color w:val="000000"/>
+                <w:sz w:val="20"/>
               </w:rPr>
               <w:t>Personal ocupado</w:t>
             </w:r>
@@ -320,25 +404,64 @@
         </w:tc>
         <w:tc>
           <w:tcPr>
-            <w:tcW w:w="2208" w:type="dxa"/>
-            <w:gridSpan w:val="2"/>
-            <w:shd w:val="clear" w:color="auto" w:fill="235B4C"/>
+            <w:tcW w:type="dxa" w:w="2160"/>
+            <w:shd w:fill="FFFFFF"/>
           </w:tcPr>
           <w:p>
             <w:pPr>
-              <w:jc w:val="center"/>
-              <w:rPr>
-                <w:rFonts w:ascii="Noto Sans" w:hAnsi="Noto Sans" w:cs="Noto Sans"/>
-              </w:rPr>
+              <w:spacing w:before="0" w:after="0" w:line="240" w:lineRule="auto"/>
             </w:pPr>
             <w:r>
               <w:rPr>
-                <w:rFonts w:ascii="Noto Sans" w:hAnsi="Noto Sans" w:cs="Noto Sans"/>
-                <w:b/>
-                <w:bCs/>
-                <w:color w:val="FFFFFF" w:themeColor="background1"/>
-                <w:sz w:val="19"/>
-                <w:szCs w:val="19"/>
+                <w:rFonts w:ascii="Noto Sans" w:hAnsi="Noto Sans"/>
+                <w:b w:val="0"/>
+                <w:color w:val="000000"/>
+                <w:sz w:val="20"/>
+              </w:rPr>
+              <w:t>-0.1</w:t>
+            </w:r>
+          </w:p>
+        </w:tc>
+        <w:tc>
+          <w:tcPr>
+            <w:tcW w:type="dxa" w:w="2160"/>
+            <w:shd w:fill="FFFFFF"/>
+          </w:tcPr>
+          <w:p>
+            <w:pPr>
+              <w:spacing w:before="0" w:after="0" w:line="240" w:lineRule="auto"/>
+            </w:pPr>
+            <w:r>
+              <w:rPr>
+                <w:rFonts w:ascii="Noto Sans" w:hAnsi="Noto Sans"/>
+                <w:b w:val="0"/>
+                <w:color w:val="000000"/>
+                <w:sz w:val="20"/>
+              </w:rPr>
+              <w:t>-1.0</w:t>
+            </w:r>
+          </w:p>
+        </w:tc>
+      </w:tr>
+      <w:tr>
+        <w:trPr>
+          <w:cantSplit/>
+        </w:trPr>
+        <w:tc>
+          <w:tcPr>
+            <w:tcW w:type="dxa" w:w="4464"/>
+            <w:shd w:fill="F4F4F2"/>
+          </w:tcPr>
+          <w:p>
+            <w:pPr>
+              <w:spacing w:before="0" w:after="0" w:line="240" w:lineRule="auto"/>
+            </w:pPr>
+            <w:r>
+              <w:rPr>
+                <w:rFonts w:ascii="Noto Sans" w:hAnsi="Noto Sans"/>
+                <w:b w:val="0"/>
+                <w:color w:val="000000"/>
+                <w:sz w:val="20"/>
               </w:rPr>
               <w:t>Horas trabajadas</w:t>
             </w:r>
@@ -346,545 +469,106 @@
         </w:tc>
         <w:tc>
           <w:tcPr>
-            <w:tcW w:w="2208" w:type="dxa"/>
-            <w:gridSpan w:val="2"/>
-            <w:shd w:val="clear" w:color="auto" w:fill="235B4C"/>
+            <w:tcW w:type="dxa" w:w="2160"/>
+            <w:shd w:fill="F4F4F2"/>
           </w:tcPr>
           <w:p>
             <w:pPr>
-              <w:jc w:val="center"/>
-              <w:rPr>
-                <w:rFonts w:ascii="Noto Sans" w:hAnsi="Noto Sans" w:cs="Noto Sans"/>
-              </w:rPr>
+              <w:spacing w:before="0" w:after="0" w:line="240" w:lineRule="auto"/>
             </w:pPr>
             <w:r>
               <w:rPr>
-                <w:rFonts w:ascii="Noto Sans" w:hAnsi="Noto Sans" w:cs="Noto Sans"/>
-                <w:b/>
-                <w:bCs/>
-                <w:color w:val="FFFFFF" w:themeColor="background1"/>
-                <w:sz w:val="19"/>
-                <w:szCs w:val="19"/>
+                <w:rFonts w:ascii="Noto Sans" w:hAnsi="Noto Sans"/>
+                <w:b w:val="0"/>
+                <w:color w:val="000000"/>
+                <w:sz w:val="20"/>
               </w:rPr>
-              <w:t>Remuneraciones</w:t>
+              <w:t>0.0</w:t>
+            </w:r>
+          </w:p>
+        </w:tc>
+        <w:tc>
+          <w:tcPr>
+            <w:tcW w:type="dxa" w:w="2160"/>
+            <w:shd w:fill="F4F4F2"/>
+          </w:tcPr>
+          <w:p>
+            <w:pPr>
+              <w:spacing w:before="0" w:after="0" w:line="240" w:lineRule="auto"/>
+            </w:pPr>
+            <w:r>
+              <w:rPr>
+                <w:rFonts w:ascii="Noto Sans" w:hAnsi="Noto Sans"/>
+                <w:b w:val="0"/>
+                <w:color w:val="000000"/>
+                <w:sz w:val="20"/>
+              </w:rPr>
+              <w:t>-0.6</w:t>
             </w:r>
           </w:p>
         </w:tc>
       </w:tr>
       <w:tr>
         <w:trPr>
-          <w:trHeight w:val="150"/>
+          <w:cantSplit/>
         </w:trPr>
         <w:tc>
           <w:tcPr>
-            <w:tcW w:w="1104" w:type="dxa"/>
-            <w:tcBorders>
-              <w:bottom w:val="single" w:sz="4" w:space="0" w:color="auto"/>
-              <w:right w:val="single" w:sz="4" w:space="0" w:color="auto"/>
-            </w:tcBorders>
-            <w:shd w:val="clear" w:color="auto" w:fill="F4F4F2"/>
+            <w:tcW w:type="dxa" w:w="4464"/>
+            <w:shd w:fill="FFFFFF"/>
           </w:tcPr>
           <w:p>
             <w:pPr>
-              <w:jc w:val="center"/>
-              <w:rPr>
-                <w:rFonts w:ascii="Noto Sans" w:hAnsi="Noto Sans" w:cs="Noto Sans"/>
-              </w:rPr>
+              <w:spacing w:before="0" w:after="0" w:line="240" w:lineRule="auto"/>
             </w:pPr>
             <w:r>
               <w:rPr>
-                <w:rFonts w:ascii="Noto Sans" w:hAnsi="Noto Sans" w:cs="Noto Sans"/>
-                <w:sz w:val="17"/>
-                <w:szCs w:val="17"/>
+                <w:rFonts w:ascii="Noto Sans" w:hAnsi="Noto Sans"/>
+                <w:b w:val="0"/>
+                <w:color w:val="000000"/>
+                <w:sz w:val="20"/>
               </w:rPr>
-              <w:t>Mensual</w:t>
+              <w:t>Remuneraciones medias reales</w:t>
             </w:r>
           </w:p>
         </w:tc>
         <w:tc>
           <w:tcPr>
-            <w:tcW w:w="1104" w:type="dxa"/>
-            <w:tcBorders>
-              <w:left w:val="single" w:sz="4" w:space="0" w:color="auto"/>
-              <w:bottom w:val="single" w:sz="4" w:space="0" w:color="auto"/>
-              <w:right w:val="single" w:sz="4" w:space="0" w:color="auto"/>
-            </w:tcBorders>
-            <w:shd w:val="clear" w:color="auto" w:fill="F4F4F2"/>
+            <w:tcW w:type="dxa" w:w="2160"/>
+            <w:shd w:fill="FFFFFF"/>
           </w:tcPr>
           <w:p>
             <w:pPr>
-              <w:jc w:val="center"/>
-              <w:rPr>
-                <w:rFonts w:ascii="Noto Sans" w:hAnsi="Noto Sans" w:cs="Noto Sans"/>
-              </w:rPr>
+              <w:spacing w:before="0" w:after="0" w:line="240" w:lineRule="auto"/>
             </w:pPr>
             <w:r>
               <w:rPr>
-                <w:rFonts w:ascii="Noto Sans" w:hAnsi="Noto Sans" w:cs="Noto Sans"/>
-                <w:sz w:val="17"/>
-                <w:szCs w:val="17"/>
+                <w:rFonts w:ascii="Noto Sans" w:hAnsi="Noto Sans"/>
+                <w:b w:val="0"/>
+                <w:color w:val="000000"/>
+                <w:sz w:val="20"/>
               </w:rPr>
-              <w:t>Anual</w:t>
+              <w:t>-0.2</w:t>
             </w:r>
           </w:p>
         </w:tc>
         <w:tc>
           <w:tcPr>
-            <w:tcW w:w="1104" w:type="dxa"/>
-            <w:tcBorders>
-              <w:left w:val="single" w:sz="4" w:space="0" w:color="auto"/>
-              <w:bottom w:val="single" w:sz="4" w:space="0" w:color="auto"/>
-              <w:right w:val="single" w:sz="4" w:space="0" w:color="auto"/>
-            </w:tcBorders>
-            <w:shd w:val="clear" w:color="auto" w:fill="F4F4F2"/>
+            <w:tcW w:type="dxa" w:w="2160"/>
+            <w:shd w:fill="FFFFFF"/>
           </w:tcPr>
           <w:p>
             <w:pPr>
-              <w:jc w:val="center"/>
-              <w:rPr>
-                <w:rFonts w:ascii="Noto Sans" w:hAnsi="Noto Sans" w:cs="Noto Sans"/>
-              </w:rPr>
+              <w:spacing w:before="0" w:after="0" w:line="240" w:lineRule="auto"/>
             </w:pPr>
             <w:r>
               <w:rPr>
-                <w:rFonts w:ascii="Noto Sans" w:hAnsi="Noto Sans" w:cs="Noto Sans"/>
-                <w:sz w:val="17"/>
-                <w:szCs w:val="17"/>
+                <w:rFonts w:ascii="Noto Sans" w:hAnsi="Noto Sans"/>
+                <w:b w:val="0"/>
+                <w:color w:val="000000"/>
+                <w:sz w:val="20"/>
               </w:rPr>
-              <w:t>Mensual</w:t>
-            </w:r>
-          </w:p>
-        </w:tc>
-        <w:tc>
-          <w:tcPr>
-            <w:tcW w:w="1104" w:type="dxa"/>
-            <w:tcBorders>
-              <w:left w:val="single" w:sz="4" w:space="0" w:color="auto"/>
-              <w:bottom w:val="single" w:sz="4" w:space="0" w:color="auto"/>
-              <w:right w:val="single" w:sz="4" w:space="0" w:color="auto"/>
-            </w:tcBorders>
-            <w:shd w:val="clear" w:color="auto" w:fill="F4F4F2"/>
-          </w:tcPr>
-          <w:p>
-            <w:pPr>
-              <w:jc w:val="center"/>
-              <w:rPr>
-                <w:rFonts w:ascii="Noto Sans" w:hAnsi="Noto Sans" w:cs="Noto Sans"/>
-              </w:rPr>
-            </w:pPr>
-            <w:r>
-              <w:rPr>
-                <w:rFonts w:ascii="Noto Sans" w:hAnsi="Noto Sans" w:cs="Noto Sans"/>
-                <w:sz w:val="17"/>
-                <w:szCs w:val="17"/>
-              </w:rPr>
-              <w:t>Anual</w:t>
-            </w:r>
-          </w:p>
-        </w:tc>
-        <w:tc>
-          <w:tcPr>
-            <w:tcW w:w="1104" w:type="dxa"/>
-            <w:tcBorders>
-              <w:left w:val="single" w:sz="4" w:space="0" w:color="auto"/>
-              <w:bottom w:val="single" w:sz="4" w:space="0" w:color="auto"/>
-              <w:right w:val="single" w:sz="4" w:space="0" w:color="auto"/>
-            </w:tcBorders>
-            <w:shd w:val="clear" w:color="auto" w:fill="F4F4F2"/>
-          </w:tcPr>
-          <w:p>
-            <w:pPr>
-              <w:jc w:val="center"/>
-              <w:rPr>
-                <w:rFonts w:ascii="Noto Sans" w:hAnsi="Noto Sans" w:cs="Noto Sans"/>
-              </w:rPr>
-            </w:pPr>
-            <w:r>
-              <w:rPr>
-                <w:rFonts w:ascii="Noto Sans" w:hAnsi="Noto Sans" w:cs="Noto Sans"/>
-                <w:sz w:val="17"/>
-                <w:szCs w:val="17"/>
-              </w:rPr>
-              <w:t>Mensual</w:t>
-            </w:r>
-          </w:p>
-        </w:tc>
-        <w:tc>
-          <w:tcPr>
-            <w:tcW w:w="1104" w:type="dxa"/>
-            <w:tcBorders>
-              <w:left w:val="single" w:sz="4" w:space="0" w:color="auto"/>
-              <w:bottom w:val="single" w:sz="4" w:space="0" w:color="auto"/>
-              <w:right w:val="single" w:sz="4" w:space="0" w:color="auto"/>
-            </w:tcBorders>
-            <w:shd w:val="clear" w:color="auto" w:fill="F4F4F2"/>
-          </w:tcPr>
-          <w:p>
-            <w:pPr>
-              <w:jc w:val="center"/>
-              <w:rPr>
-                <w:rFonts w:ascii="Noto Sans" w:hAnsi="Noto Sans" w:cs="Noto Sans"/>
-              </w:rPr>
-            </w:pPr>
-            <w:r>
-              <w:rPr>
-                <w:rFonts w:ascii="Noto Sans" w:hAnsi="Noto Sans" w:cs="Noto Sans"/>
-                <w:sz w:val="17"/>
-                <w:szCs w:val="17"/>
-              </w:rPr>
-              <w:t>Anual</w:t>
-            </w:r>
-          </w:p>
-        </w:tc>
-        <w:tc>
-          <w:tcPr>
-            <w:tcW w:w="1104" w:type="dxa"/>
-            <w:tcBorders>
-              <w:left w:val="single" w:sz="4" w:space="0" w:color="auto"/>
-              <w:bottom w:val="single" w:sz="4" w:space="0" w:color="auto"/>
-              <w:right w:val="single" w:sz="4" w:space="0" w:color="auto"/>
-            </w:tcBorders>
-            <w:shd w:val="clear" w:color="auto" w:fill="F4F4F2"/>
-          </w:tcPr>
-          <w:p>
-            <w:pPr>
-              <w:jc w:val="center"/>
-              <w:rPr>
-                <w:rFonts w:ascii="Noto Sans" w:hAnsi="Noto Sans" w:cs="Noto Sans"/>
-              </w:rPr>
-            </w:pPr>
-            <w:r>
-              <w:rPr>
-                <w:rFonts w:ascii="Noto Sans" w:hAnsi="Noto Sans" w:cs="Noto Sans"/>
-                <w:sz w:val="17"/>
-                <w:szCs w:val="17"/>
-              </w:rPr>
-              <w:t>Mensual</w:t>
-            </w:r>
-          </w:p>
-        </w:tc>
-        <w:tc>
-          <w:tcPr>
-            <w:tcW w:w="1104" w:type="dxa"/>
-            <w:tcBorders>
-              <w:left w:val="single" w:sz="4" w:space="0" w:color="auto"/>
-              <w:bottom w:val="single" w:sz="4" w:space="0" w:color="auto"/>
-            </w:tcBorders>
-            <w:shd w:val="clear" w:color="auto" w:fill="F4F4F2"/>
-          </w:tcPr>
-          <w:p>
-            <w:pPr>
-              <w:jc w:val="center"/>
-              <w:rPr>
-                <w:rFonts w:ascii="Noto Sans" w:hAnsi="Noto Sans" w:cs="Noto Sans"/>
-              </w:rPr>
-            </w:pPr>
-            <w:r>
-              <w:rPr>
-                <w:rFonts w:ascii="Noto Sans" w:hAnsi="Noto Sans" w:cs="Noto Sans"/>
-                <w:sz w:val="17"/>
-                <w:szCs w:val="17"/>
-              </w:rPr>
-              <w:t>Anual</w:t>
-            </w:r>
-          </w:p>
-        </w:tc>
-      </w:tr>
-      <w:tr>
-        <w:trPr>
-          <w:trHeight w:val="170"/>
-        </w:trPr>
-        <w:tc>
-          <w:tcPr>
-            <w:tcW w:w="1104" w:type="dxa"/>
-            <w:tcBorders>
-              <w:top w:val="single" w:sz="4" w:space="0" w:color="auto"/>
-              <w:right w:val="single" w:sz="4" w:space="0" w:color="auto"/>
-            </w:tcBorders>
-            <w:shd w:val="clear" w:color="auto" w:fill="F4F4F2"/>
-          </w:tcPr>
-          <w:p>
-            <w:pPr>
-              <w:jc w:val="center"/>
-              <w:rPr>
-                <w:rFonts w:ascii="Noto Sans" w:hAnsi="Noto Sans" w:cs="Noto Sans"/>
-              </w:rPr>
-            </w:pPr>
-            <w:r>
-              <w:rPr>
-                <w:rFonts w:ascii="Arial" w:hAnsi="Arial" w:cs="Arial"/>
-                <w:b/>
-                <w:color w:val="000000"/>
-                <w:sz w:val="18"/>
-              </w:rPr>
-              <w:t>▲</w:t>
-            </w:r>
-            <w:r>
-              <w:rPr>
-                <w:rFonts w:ascii="Noto Sans" w:hAnsi="Noto Sans" w:cs="Noto Sans"/>
-                <w:b/>
-                <w:color w:val="000000"/>
-                <w:sz w:val="18"/>
-              </w:rPr>
-              <w:t xml:space="preserve"> 0.1 %</w:t>
-            </w:r>
-          </w:p>
-        </w:tc>
-        <w:tc>
-          <w:tcPr>
-            <w:tcW w:w="1104" w:type="dxa"/>
-            <w:tcBorders>
-              <w:top w:val="single" w:sz="4" w:space="0" w:color="auto"/>
-              <w:left w:val="single" w:sz="4" w:space="0" w:color="auto"/>
-              <w:right w:val="single" w:sz="4" w:space="0" w:color="auto"/>
-            </w:tcBorders>
-            <w:shd w:val="clear" w:color="auto" w:fill="F4F4F2"/>
-          </w:tcPr>
-          <w:p>
-            <w:pPr>
-              <w:jc w:val="center"/>
-              <w:rPr>
-                <w:rFonts w:ascii="Noto Sans" w:hAnsi="Noto Sans" w:cs="Noto Sans"/>
-              </w:rPr>
-            </w:pPr>
-            <w:r>
-              <w:rPr>
-                <w:rFonts w:ascii="Arial" w:hAnsi="Arial" w:cs="Arial"/>
-                <w:b/>
-                <w:color w:val="C00000"/>
-                <w:sz w:val="18"/>
-              </w:rPr>
-              <w:t>▼</w:t>
-            </w:r>
-            <w:r>
-              <w:rPr>
-                <w:rFonts w:ascii="Noto Sans" w:hAnsi="Noto Sans" w:cs="Noto Sans"/>
-                <w:b/>
-                <w:color w:val="C00000"/>
-                <w:sz w:val="18"/>
-              </w:rPr>
-              <w:t xml:space="preserve"> -2.4 %</w:t>
-            </w:r>
-          </w:p>
-        </w:tc>
-        <w:tc>
-          <w:tcPr>
-            <w:tcW w:w="1104" w:type="dxa"/>
-            <w:tcBorders>
-              <w:top w:val="single" w:sz="4" w:space="0" w:color="auto"/>
-              <w:left w:val="single" w:sz="4" w:space="0" w:color="auto"/>
-              <w:right w:val="single" w:sz="4" w:space="0" w:color="auto"/>
-            </w:tcBorders>
-            <w:shd w:val="clear" w:color="auto" w:fill="F4F4F2"/>
-          </w:tcPr>
-          <w:p>
-            <w:pPr>
-              <w:jc w:val="center"/>
-              <w:rPr>
-                <w:rFonts w:ascii="Noto Sans" w:hAnsi="Noto Sans" w:cs="Noto Sans"/>
-              </w:rPr>
-            </w:pPr>
-            <w:r>
-              <w:rPr>
-                <w:rFonts w:ascii="Arial" w:hAnsi="Arial" w:cs="Arial"/>
-                <w:b/>
-                <w:color w:val="000000"/>
-                <w:sz w:val="18"/>
-              </w:rPr>
-              <w:t>▲</w:t>
-            </w:r>
-            <w:r>
-              <w:rPr>
-                <w:rFonts w:ascii="Noto Sans" w:hAnsi="Noto Sans" w:cs="Noto Sans"/>
-                <w:b/>
-                <w:color w:val="000000"/>
-                <w:sz w:val="18"/>
-              </w:rPr>
-              <w:t xml:space="preserve"> 0.1 %</w:t>
-            </w:r>
-          </w:p>
-        </w:tc>
-        <w:tc>
-          <w:tcPr>
-            <w:tcW w:w="1104" w:type="dxa"/>
-            <w:tcBorders>
-              <w:top w:val="single" w:sz="4" w:space="0" w:color="auto"/>
-              <w:left w:val="single" w:sz="4" w:space="0" w:color="auto"/>
-              <w:right w:val="single" w:sz="4" w:space="0" w:color="auto"/>
-            </w:tcBorders>
-            <w:shd w:val="clear" w:color="auto" w:fill="F4F4F2"/>
-          </w:tcPr>
-          <w:p>
-            <w:pPr>
-              <w:jc w:val="center"/>
-              <w:rPr>
-                <w:rFonts w:ascii="Noto Sans" w:hAnsi="Noto Sans" w:cs="Noto Sans"/>
-              </w:rPr>
-            </w:pPr>
-            <w:r>
-              <w:rPr>
-                <w:rFonts w:ascii="Arial" w:hAnsi="Arial" w:cs="Arial"/>
-                <w:b/>
-                <w:color w:val="C00000"/>
-                <w:sz w:val="18"/>
-              </w:rPr>
-              <w:t>▼</w:t>
-            </w:r>
-            <w:r>
-              <w:rPr>
-                <w:rFonts w:ascii="Noto Sans" w:hAnsi="Noto Sans" w:cs="Noto Sans"/>
-                <w:b/>
-                <w:color w:val="C00000"/>
-                <w:sz w:val="18"/>
-              </w:rPr>
-              <w:t xml:space="preserve"> -1.5 %</w:t>
-            </w:r>
-          </w:p>
-        </w:tc>
-        <w:tc>
-          <w:tcPr>
-            <w:tcW w:w="1104" w:type="dxa"/>
-            <w:tcBorders>
-              <w:top w:val="single" w:sz="4" w:space="0" w:color="auto"/>
-              <w:left w:val="single" w:sz="4" w:space="0" w:color="auto"/>
-              <w:right w:val="single" w:sz="4" w:space="0" w:color="auto"/>
-            </w:tcBorders>
-            <w:shd w:val="clear" w:color="auto" w:fill="F4F4F2"/>
-          </w:tcPr>
-          <w:p>
-            <w:pPr>
-              <w:jc w:val="center"/>
-              <w:rPr>
-                <w:rFonts w:ascii="Noto Sans" w:hAnsi="Noto Sans" w:cs="Noto Sans"/>
-              </w:rPr>
-            </w:pPr>
-            <w:r>
-              <w:rPr>
-                <w:rFonts w:ascii="Arial" w:hAnsi="Arial" w:cs="Arial"/>
-                <w:b/>
-                <w:color w:val="000000"/>
-                <w:sz w:val="18"/>
-              </w:rPr>
-              <w:t>▲</w:t>
-            </w:r>
-            <w:r>
-              <w:rPr>
-                <w:rFonts w:ascii="Noto Sans" w:hAnsi="Noto Sans" w:cs="Noto Sans"/>
-                <w:b/>
-                <w:color w:val="000000"/>
-                <w:sz w:val="18"/>
-              </w:rPr>
-              <w:t xml:space="preserve"> 0.1 %</w:t>
-            </w:r>
-          </w:p>
-        </w:tc>
-        <w:tc>
-          <w:tcPr>
-            <w:tcW w:w="1104" w:type="dxa"/>
-            <w:tcBorders>
-              <w:top w:val="single" w:sz="4" w:space="0" w:color="auto"/>
-              <w:left w:val="single" w:sz="4" w:space="0" w:color="auto"/>
-              <w:right w:val="single" w:sz="4" w:space="0" w:color="auto"/>
-            </w:tcBorders>
-            <w:shd w:val="clear" w:color="auto" w:fill="F4F4F2"/>
-          </w:tcPr>
-          <w:p>
-            <w:pPr>
-              <w:jc w:val="center"/>
-              <w:rPr>
-                <w:rFonts w:ascii="Noto Sans" w:hAnsi="Noto Sans" w:cs="Noto Sans"/>
-              </w:rPr>
-            </w:pPr>
-            <w:r>
-              <w:rPr>
-                <w:rFonts w:ascii="Arial" w:hAnsi="Arial" w:cs="Arial"/>
-                <w:b/>
-                <w:color w:val="C00000"/>
-                <w:sz w:val="18"/>
-              </w:rPr>
-              <w:t>▼</w:t>
-            </w:r>
-            <w:r>
-              <w:rPr>
-                <w:rFonts w:ascii="Noto Sans" w:hAnsi="Noto Sans" w:cs="Noto Sans"/>
-                <w:b/>
-                <w:color w:val="C00000"/>
-                <w:sz w:val="18"/>
-              </w:rPr>
-              <w:t xml:space="preserve"> -1.5 %</w:t>
-            </w:r>
-          </w:p>
-        </w:tc>
-        <w:tc>
-          <w:tcPr>
-            <w:tcW w:w="1104" w:type="dxa"/>
-            <w:tcBorders>
-              <w:top w:val="single" w:sz="4" w:space="0" w:color="auto"/>
-              <w:left w:val="single" w:sz="4" w:space="0" w:color="auto"/>
-              <w:right w:val="single" w:sz="4" w:space="0" w:color="auto"/>
-            </w:tcBorders>
-            <w:shd w:val="clear" w:color="auto" w:fill="F4F4F2"/>
-          </w:tcPr>
-          <w:p>
-            <w:pPr>
-              <w:jc w:val="center"/>
-              <w:rPr>
-                <w:rFonts w:ascii="Noto Sans" w:hAnsi="Noto Sans" w:cs="Noto Sans"/>
-              </w:rPr>
-            </w:pPr>
-            <w:r>
-              <w:rPr>
-                <w:rFonts w:ascii="Arial" w:hAnsi="Arial" w:cs="Arial"/>
-                <w:b/>
-                <w:color w:val="000000"/>
-                <w:sz w:val="18"/>
-              </w:rPr>
-              <w:t>▲</w:t>
-            </w:r>
-            <w:r>
-              <w:rPr>
-                <w:rFonts w:ascii="Noto Sans" w:hAnsi="Noto Sans" w:cs="Noto Sans"/>
-                <w:b/>
-                <w:color w:val="000000"/>
-                <w:sz w:val="18"/>
-              </w:rPr>
-              <w:t xml:space="preserve"> 0.6 %</w:t>
-            </w:r>
-          </w:p>
-        </w:tc>
-        <w:tc>
-          <w:tcPr>
-            <w:tcW w:w="1104" w:type="dxa"/>
-            <w:tcBorders>
-              <w:top w:val="single" w:sz="4" w:space="0" w:color="auto"/>
-              <w:left w:val="single" w:sz="4" w:space="0" w:color="auto"/>
-            </w:tcBorders>
-            <w:shd w:val="clear" w:color="auto" w:fill="F4F4F2"/>
-          </w:tcPr>
-          <w:p>
-            <w:pPr>
-              <w:jc w:val="center"/>
-              <w:rPr>
-                <w:rFonts w:ascii="Noto Sans" w:hAnsi="Noto Sans" w:cs="Noto Sans"/>
-              </w:rPr>
-            </w:pPr>
-            <w:r>
-              <w:rPr>
-                <w:rFonts w:ascii="Arial" w:hAnsi="Arial" w:cs="Arial"/>
-                <w:b/>
-                <w:color w:val="000000"/>
-                <w:sz w:val="18"/>
-              </w:rPr>
-              <w:t>▲</w:t>
-            </w:r>
-            <w:r>
-              <w:rPr>
-                <w:rFonts w:ascii="Noto Sans" w:hAnsi="Noto Sans" w:cs="Noto Sans"/>
-                <w:b/>
-                <w:color w:val="000000"/>
-                <w:sz w:val="18"/>
-              </w:rPr>
-              <w:t xml:space="preserve"> 2.2 %</w:t>
+              <w:t>2.7</w:t>
             </w:r>
           </w:p>
         </w:tc>
@@ -892,432 +576,34 @@
     </w:tbl>
     <w:p>
       <w:pPr>
-        <w:spacing w:before="30" w:after="30"/>
+        <w:keepNext w:val="0"/>
+        <w:spacing w:before="0" w:after="0" w:line="240" w:lineRule="auto"/>
         <w:jc w:val="both"/>
-        <w:rPr>
-          <w:rFonts w:ascii="Noto Sans" w:hAnsi="Noto Sans" w:cs="Noto Sans"/>
-          <w:sz w:val="16"/>
-          <w:szCs w:val="16"/>
-        </w:rPr>
       </w:pPr>
       <w:r>
         <w:rPr>
-          <w:rFonts w:ascii="Noto Sans" w:hAnsi="Noto Sans" w:cs="Noto Sans"/>
-          <w:b/>
-          <w:i/>
-          <w:iCs/>
-          <w:color w:val="6B6864"/>
+          <w:rFonts w:ascii="Noto Sans" w:hAnsi="Noto Sans"/>
+          <w:b w:val="0"/>
+          <w:color w:val="666666"/>
           <w:sz w:val="16"/>
-          <w:szCs w:val="16"/>
         </w:rPr>
-        <w:t>Nota:</w:t>
-      </w:r>
-      <w:r>
-        <w:rPr>
-          <w:rFonts w:ascii="Noto Sans" w:hAnsi="Noto Sans" w:cs="Noto Sans"/>
-          <w:i/>
-          <w:iCs/>
-          <w:color w:val="6B6864"/>
-          <w:sz w:val="16"/>
-          <w:szCs w:val="16"/>
-        </w:rPr>
-        <w:t xml:space="preserve"> Encuesta a 8,613 establecimientos manufactureros (206 clases de actividad, SCIAN 2018); mide personal ocupado, horas trabajadas, remuneraciones y volumen de producción, con índices base 2018=100 y ajuste estacional X-13ARIMA-SEATS.</w:t>
+        <w:t>Fuente: INEGI, cuadro 1, p. 3. Comparaciones desestacionalizadas; tasas publicadas, sin sumar componentes.</w:t>
       </w:r>
     </w:p>
     <w:p>
-      <w:pPr>
-        <w:rPr>
-          <w:rFonts w:ascii="Noto Sans" w:hAnsi="Noto Sans" w:cs="Noto Sans"/>
-          <w:sz w:val="12"/>
-          <w:szCs w:val="12"/>
-        </w:rPr>
-      </w:pPr>
-    </w:p>
-    <w:p>
-      <w:pPr>
-        <w:jc w:val="both"/>
-        <w:rPr>
-          <w:rFonts w:ascii="Noto Sans" w:hAnsi="Noto Sans" w:cs="Noto Sans"/>
-          <w:sz w:val="22"/>
-          <w:szCs w:val="22"/>
-        </w:rPr>
-      </w:pPr>
       <w:r>
-        <w:rPr>
-          <w:rFonts w:ascii="Noto Sans" w:hAnsi="Noto Sans" w:cs="Noto Sans"/>
-          <w:bCs/>
-          <w:color w:val="1A1A1A"/>
-          <w:sz w:val="22"/>
-          <w:szCs w:val="22"/>
-        </w:rPr>
-        <w:t>En junio, la industria manufacturera mostró avances</w:t>
-      </w:r>
-      <w:r>
-        <w:rPr>
-          <w:rFonts w:ascii="Noto Sans" w:hAnsi="Noto Sans" w:cs="Noto Sans"/>
-          <w:bCs/>
-          <w:color w:val="1A1A1A"/>
-          <w:sz w:val="22"/>
-          <w:szCs w:val="22"/>
-        </w:rPr>
-        <w:t xml:space="preserve"> moderados</w:t>
-      </w:r>
-      <w:r>
-        <w:rPr>
-          <w:rFonts w:ascii="Noto Sans" w:hAnsi="Noto Sans" w:cs="Noto Sans"/>
-          <w:bCs/>
-          <w:color w:val="1A1A1A"/>
-          <w:sz w:val="22"/>
-          <w:szCs w:val="22"/>
-        </w:rPr>
-        <w:t>: la producción, el empleo y las horas trabajadas aumentaron a tasa mensual, mientras las remuneraciones reales mantuvieron una evolución positiva. En la comparación anual, persisten diferencias entre las principales variables del sector</w:t>
-      </w:r>
-      <w:r>
-        <w:rPr>
-          <w:rFonts w:ascii="Noto Sans" w:hAnsi="Noto Sans" w:cs="Noto Sans"/>
-          <w:sz w:val="22"/>
-          <w:szCs w:val="22"/>
-        </w:rPr>
-        <w:t>.</w:t>
-      </w:r>
-    </w:p>
-    <w:p>
-      <w:pPr>
-        <w:jc w:val="both"/>
-        <w:rPr>
-          <w:rFonts w:ascii="Noto Sans" w:hAnsi="Noto Sans" w:cs="Noto Sans"/>
-          <w:sz w:val="12"/>
-          <w:szCs w:val="12"/>
-        </w:rPr>
-      </w:pPr>
-    </w:p>
-    <w:tbl>
-      <w:tblPr>
-        <w:tblStyle w:val="Tablaconcuadrcula"/>
-        <w:tblW w:w="0" w:type="auto"/>
-        <w:tblBorders>
-          <w:top w:val="none" w:sz="0" w:space="0" w:color="auto"/>
-          <w:left w:val="none" w:sz="0" w:space="0" w:color="auto"/>
-          <w:bottom w:val="none" w:sz="0" w:space="0" w:color="auto"/>
-          <w:right w:val="none" w:sz="0" w:space="0" w:color="auto"/>
-          <w:insideH w:val="none" w:sz="0" w:space="0" w:color="auto"/>
-          <w:insideV w:val="none" w:sz="0" w:space="0" w:color="auto"/>
-        </w:tblBorders>
-        <w:shd w:val="clear" w:color="auto" w:fill="F4F4F2"/>
-        <w:tblLook w:val="04A0" w:firstRow="1" w:lastRow="0" w:firstColumn="1" w:lastColumn="0" w:noHBand="0" w:noVBand="1"/>
-      </w:tblPr>
-      <w:tblGrid>
-        <w:gridCol w:w="8828"/>
-      </w:tblGrid>
-      <w:tr>
-        <w:tc>
-          <w:tcPr>
-            <w:tcW w:w="8828" w:type="dxa"/>
-            <w:shd w:val="clear" w:color="auto" w:fill="F4F4F2"/>
-          </w:tcPr>
-          <w:p>
-            <w:pPr>
-              <w:shd w:val="clear" w:color="auto" w:fill="F4F4F2"/>
-              <w:rPr>
-                <w:rFonts w:ascii="Noto Sans" w:hAnsi="Noto Sans" w:cs="Noto Sans"/>
-                <w:sz w:val="22"/>
-                <w:szCs w:val="22"/>
-              </w:rPr>
-            </w:pPr>
-            <w:r>
-              <w:rPr>
-                <w:rFonts w:ascii="Noto Sans" w:hAnsi="Noto Sans" w:cs="Noto Sans"/>
-                <w:b/>
-                <w:bCs/>
-                <w:color w:val="10312B"/>
-                <w:sz w:val="22"/>
-                <w:szCs w:val="22"/>
-              </w:rPr>
-              <w:t>Resumen ejecutivo</w:t>
-            </w:r>
-          </w:p>
-          <w:p>
-            <w:pPr>
-              <w:pStyle w:val="Prrafodelista"/>
-              <w:numPr>
-                <w:ilvl w:val="0"/>
-                <w:numId w:val="32"/>
-              </w:numPr>
-              <w:shd w:val="clear" w:color="auto" w:fill="F4F4F2"/>
-              <w:spacing w:before="30" w:after="30"/>
-              <w:jc w:val="both"/>
-              <w:rPr>
-                <w:rFonts w:ascii="Noto Sans" w:hAnsi="Noto Sans" w:cs="Noto Sans"/>
-                <w:color w:val="000000"/>
-                <w:sz w:val="22"/>
-                <w:szCs w:val="22"/>
-              </w:rPr>
-            </w:pPr>
-            <w:r>
-              <w:rPr>
-                <w:rFonts w:ascii="Noto Sans" w:hAnsi="Noto Sans" w:cs="Noto Sans"/>
-                <w:color w:val="000000"/>
-                <w:sz w:val="22"/>
-                <w:szCs w:val="22"/>
-              </w:rPr>
-              <w:t xml:space="preserve">La producción manufacturera avanzó </w:t>
-            </w:r>
-            <w:r>
-              <w:rPr>
-                <w:rFonts w:ascii="Noto Sans" w:hAnsi="Noto Sans" w:cs="Noto Sans"/>
-                <w:b/>
-                <w:color w:val="000000"/>
-                <w:sz w:val="22"/>
-                <w:szCs w:val="22"/>
-              </w:rPr>
-              <w:t>0.1%</w:t>
-            </w:r>
-            <w:r>
-              <w:rPr>
-                <w:rFonts w:ascii="Noto Sans" w:hAnsi="Noto Sans" w:cs="Noto Sans"/>
-                <w:color w:val="000000"/>
-                <w:sz w:val="22"/>
-                <w:szCs w:val="22"/>
-              </w:rPr>
-              <w:t xml:space="preserve"> mensual en junio, mientras que a tasa anual se ubicó </w:t>
-            </w:r>
-            <w:r>
-              <w:rPr>
-                <w:rFonts w:ascii="Noto Sans" w:hAnsi="Noto Sans" w:cs="Noto Sans"/>
-                <w:b/>
-                <w:color w:val="000000"/>
-                <w:sz w:val="22"/>
-                <w:szCs w:val="22"/>
-              </w:rPr>
-              <w:t>2.4%</w:t>
-            </w:r>
-            <w:r>
-              <w:rPr>
-                <w:rFonts w:ascii="Noto Sans" w:hAnsi="Noto Sans" w:cs="Noto Sans"/>
-                <w:color w:val="000000"/>
-                <w:sz w:val="22"/>
-                <w:szCs w:val="22"/>
-              </w:rPr>
-              <w:t xml:space="preserve"> por debajo del nivel registrado un año antes.</w:t>
-            </w:r>
-          </w:p>
-          <w:p>
-            <w:pPr>
-              <w:pStyle w:val="Prrafodelista"/>
-              <w:numPr>
-                <w:ilvl w:val="0"/>
-                <w:numId w:val="32"/>
-              </w:numPr>
-              <w:shd w:val="clear" w:color="auto" w:fill="F4F4F2"/>
-              <w:spacing w:before="30" w:after="30"/>
-              <w:jc w:val="both"/>
-              <w:rPr>
-                <w:rFonts w:ascii="Noto Sans" w:hAnsi="Noto Sans" w:cs="Noto Sans"/>
-                <w:color w:val="000000"/>
-                <w:sz w:val="22"/>
-                <w:szCs w:val="22"/>
-              </w:rPr>
-            </w:pPr>
-            <w:r>
-              <w:rPr>
-                <w:rFonts w:ascii="Noto Sans" w:hAnsi="Noto Sans" w:cs="Noto Sans"/>
-                <w:color w:val="000000"/>
-                <w:sz w:val="22"/>
-                <w:szCs w:val="22"/>
-              </w:rPr>
-              <w:t xml:space="preserve">El personal ocupado y las horas trabajadas aumentaron </w:t>
-            </w:r>
-            <w:r>
-              <w:rPr>
-                <w:rFonts w:ascii="Noto Sans" w:hAnsi="Noto Sans" w:cs="Noto Sans"/>
-                <w:b/>
-                <w:color w:val="000000"/>
-                <w:sz w:val="22"/>
-                <w:szCs w:val="22"/>
-              </w:rPr>
-              <w:t>0.1%</w:t>
-            </w:r>
-            <w:r>
-              <w:rPr>
-                <w:rFonts w:ascii="Noto Sans" w:hAnsi="Noto Sans" w:cs="Noto Sans"/>
-                <w:color w:val="000000"/>
-                <w:sz w:val="22"/>
-                <w:szCs w:val="22"/>
-              </w:rPr>
-              <w:t xml:space="preserve"> mensual; en la comparación anual, ambos indicadores registraron una variación de </w:t>
-            </w:r>
-            <w:r>
-              <w:rPr>
-                <w:rFonts w:ascii="Noto Sans" w:hAnsi="Noto Sans" w:cs="Noto Sans"/>
-                <w:b/>
-                <w:color w:val="000000"/>
-                <w:sz w:val="22"/>
-                <w:szCs w:val="22"/>
-              </w:rPr>
-              <w:t>-1.5%</w:t>
-            </w:r>
-            <w:r>
-              <w:rPr>
-                <w:rFonts w:ascii="Noto Sans" w:hAnsi="Noto Sans" w:cs="Noto Sans"/>
-                <w:color w:val="000000"/>
-                <w:sz w:val="22"/>
-                <w:szCs w:val="22"/>
-              </w:rPr>
-              <w:t>.</w:t>
-            </w:r>
-          </w:p>
-          <w:p>
-            <w:pPr>
-              <w:pStyle w:val="Prrafodelista"/>
-              <w:numPr>
-                <w:ilvl w:val="0"/>
-                <w:numId w:val="32"/>
-              </w:numPr>
-              <w:shd w:val="clear" w:color="auto" w:fill="F4F4F2"/>
-              <w:spacing w:before="30" w:after="30"/>
-              <w:jc w:val="both"/>
-              <w:rPr>
-                <w:rFonts w:ascii="Noto Sans" w:hAnsi="Noto Sans" w:cs="Noto Sans"/>
-                <w:color w:val="000000"/>
-                <w:sz w:val="22"/>
-                <w:szCs w:val="22"/>
-              </w:rPr>
-            </w:pPr>
-            <w:r>
-              <w:rPr>
-                <w:rFonts w:ascii="Noto Sans" w:hAnsi="Noto Sans" w:cs="Noto Sans"/>
-                <w:color w:val="000000"/>
-                <w:sz w:val="22"/>
-                <w:szCs w:val="22"/>
-              </w:rPr>
-              <w:t xml:space="preserve">Las remuneraciones medias reales aumentaron </w:t>
-            </w:r>
-            <w:r>
-              <w:rPr>
-                <w:rFonts w:ascii="Noto Sans" w:hAnsi="Noto Sans" w:cs="Noto Sans"/>
-                <w:b/>
-                <w:color w:val="000000"/>
-                <w:sz w:val="22"/>
-                <w:szCs w:val="22"/>
-              </w:rPr>
-              <w:t>0.6%</w:t>
-            </w:r>
-            <w:r>
-              <w:rPr>
-                <w:rFonts w:ascii="Noto Sans" w:hAnsi="Noto Sans" w:cs="Noto Sans"/>
-                <w:color w:val="000000"/>
-                <w:sz w:val="22"/>
-                <w:szCs w:val="22"/>
-              </w:rPr>
-              <w:t xml:space="preserve"> mensual y </w:t>
-            </w:r>
-            <w:r>
-              <w:rPr>
-                <w:rFonts w:ascii="Noto Sans" w:hAnsi="Noto Sans" w:cs="Noto Sans"/>
-                <w:b/>
-                <w:color w:val="000000"/>
-                <w:sz w:val="22"/>
-                <w:szCs w:val="22"/>
-              </w:rPr>
-              <w:t>2.2%</w:t>
-            </w:r>
-            <w:r>
-              <w:rPr>
-                <w:rFonts w:ascii="Noto Sans" w:hAnsi="Noto Sans" w:cs="Noto Sans"/>
-                <w:color w:val="000000"/>
-                <w:sz w:val="22"/>
-                <w:szCs w:val="22"/>
-              </w:rPr>
-              <w:t xml:space="preserve"> anual; en el mes, las prestaciones sociales, contribuciones y utilidades crecieron </w:t>
-            </w:r>
-            <w:r>
-              <w:rPr>
-                <w:rFonts w:ascii="Noto Sans" w:hAnsi="Noto Sans" w:cs="Noto Sans"/>
-                <w:b/>
-                <w:color w:val="000000"/>
-                <w:sz w:val="22"/>
-                <w:szCs w:val="22"/>
-              </w:rPr>
-              <w:t>1.7%</w:t>
-            </w:r>
-            <w:r>
-              <w:rPr>
-                <w:rFonts w:ascii="Noto Sans" w:hAnsi="Noto Sans" w:cs="Noto Sans"/>
-                <w:color w:val="000000"/>
-                <w:sz w:val="22"/>
-                <w:szCs w:val="22"/>
-              </w:rPr>
-              <w:t>.</w:t>
-            </w:r>
-          </w:p>
-        </w:tc>
-      </w:tr>
-    </w:tbl>
-    <w:p>
-      <w:pPr>
-        <w:jc w:val="both"/>
-        <w:rPr>
-          <w:rFonts w:ascii="Noto Sans" w:hAnsi="Noto Sans" w:cs="Noto Sans"/>
-          <w:sz w:val="10"/>
-          <w:szCs w:val="10"/>
-        </w:rPr>
-      </w:pPr>
-    </w:p>
-    <w:p>
-      <w:pPr>
-        <w:jc w:val="center"/>
-        <w:rPr>
-          <w:rFonts w:ascii="Noto Sans" w:hAnsi="Noto Sans" w:cs="Noto Sans"/>
-          <w:b/>
-          <w:color w:val="10312B"/>
-          <w:sz w:val="12"/>
-          <w:szCs w:val="12"/>
-        </w:rPr>
-      </w:pPr>
-    </w:p>
-    <w:p>
-      <w:pPr>
-        <w:jc w:val="center"/>
-        <w:rPr>
-          <w:rFonts w:ascii="Noto Sans" w:hAnsi="Noto Sans" w:cs="Noto Sans"/>
-        </w:rPr>
-      </w:pPr>
-      <w:r>
-        <w:rPr>
-          <w:rFonts w:ascii="Noto Sans" w:hAnsi="Noto Sans" w:cs="Noto Sans"/>
-          <w:b/>
-          <w:color w:val="10312B"/>
-          <w:sz w:val="22"/>
-          <w:szCs w:val="22"/>
-        </w:rPr>
-        <w:t>Variación mensual del volumen de producción manufacturera, cifras desest., 2025–2026</w:t>
-      </w:r>
-    </w:p>
-    <w:p>
-      <w:pPr>
-        <w:jc w:val="center"/>
-        <w:rPr>
-          <w:rFonts w:ascii="Noto Sans" w:hAnsi="Noto Sans" w:cs="Noto Sans"/>
-        </w:rPr>
-      </w:pPr>
-      <w:r>
-        <w:rPr>
-          <w:rFonts w:ascii="Noto Sans" w:hAnsi="Noto Sans" w:cs="Noto Sans"/>
-          <w:noProof/>
-        </w:rPr>
         <w:drawing>
-          <wp:inline distT="0" distB="0" distL="0" distR="0">
-            <wp:extent cx="4563836" cy="1805422"/>
-            <wp:effectExtent l="0" t="0" r="0" b="0"/>
-            <wp:docPr id="4" name="Picture 4"/>
+          <wp:inline xmlns:a="http://schemas.openxmlformats.org/drawingml/2006/main" xmlns:pic="http://schemas.openxmlformats.org/drawingml/2006/picture">
+            <wp:extent cx="5532120" cy="1587084"/>
+            <wp:docPr id="1" name="Picture 1"/>
             <wp:cNvGraphicFramePr>
-              <a:graphicFrameLocks xmlns:a="http://schemas.openxmlformats.org/drawingml/2006/main" noChangeAspect="1"/>
+              <a:graphicFrameLocks noChangeAspect="1"/>
             </wp:cNvGraphicFramePr>
-            <a:graphic xmlns:a="http://schemas.openxmlformats.org/drawingml/2006/main">
+            <a:graphic>
               <a:graphicData uri="http://schemas.openxmlformats.org/drawingml/2006/picture">
-                <pic:pic xmlns:pic="http://schemas.openxmlformats.org/drawingml/2006/picture">
+                <pic:pic>
                   <pic:nvPicPr>
-                    <pic:cNvPr id="0" name="igae_grafica1.png"/>
+                    <pic:cNvPr id="0" name="anual.png"/>
                     <pic:cNvPicPr/>
                   </pic:nvPicPr>
                   <pic:blipFill>
@@ -1329,11 +615,9 @@
                   <pic:spPr>
                     <a:xfrm>
                       <a:off x="0" y="0"/>
-                      <a:ext cx="4665894" cy="1845796"/>
+                      <a:ext cx="5532120" cy="1587084"/>
                     </a:xfrm>
-                    <a:prstGeom prst="rect">
-                      <a:avLst/>
-                    </a:prstGeom>
+                    <a:prstGeom prst="rect"/>
                   </pic:spPr>
                 </pic:pic>
               </a:graphicData>
@@ -1344,126 +628,941 @@
     </w:p>
     <w:p>
       <w:pPr>
+        <w:keepNext w:val="0"/>
+        <w:spacing w:before="0" w:after="0" w:line="240" w:lineRule="auto"/>
         <w:jc w:val="both"/>
-        <w:rPr>
-          <w:rFonts w:ascii="Noto Sans" w:hAnsi="Noto Sans" w:cs="Noto Sans"/>
-          <w:color w:val="10312B"/>
-          <w:sz w:val="22"/>
-          <w:szCs w:val="22"/>
-        </w:rPr>
       </w:pPr>
       <w:r>
         <w:rPr>
-          <w:rFonts w:ascii="Noto Sans" w:hAnsi="Noto Sans" w:cs="Noto Sans"/>
-          <w:sz w:val="22"/>
-          <w:szCs w:val="22"/>
-          <w:lang w:eastAsia="es-ES_tradnl"/>
+          <w:rFonts w:ascii="Noto Sans" w:hAnsi="Noto Sans"/>
+          <w:b w:val="0"/>
+          <w:color w:val="000000"/>
+          <w:sz w:val="13"/>
         </w:rPr>
-        <w:t>En junio, la producción manufacturera registró un avance mensual de 0.1%, después de la disminución observada en mayo</w:t>
-      </w:r>
-      <w:r>
-        <w:rPr>
-          <w:rFonts w:ascii="Noto Sans" w:hAnsi="Noto Sans" w:cs="Noto Sans"/>
-          <w:color w:val="10312B"/>
-          <w:sz w:val="22"/>
-          <w:szCs w:val="22"/>
-        </w:rPr>
-        <w:t>.</w:t>
       </w:r>
     </w:p>
     <w:p>
       <w:pPr>
+        <w:keepNext/>
+        <w:spacing w:before="0" w:after="0" w:line="240" w:lineRule="auto"/>
         <w:jc w:val="both"/>
-        <w:rPr>
-          <w:rFonts w:ascii="Noto Sans" w:hAnsi="Noto Sans" w:cs="Noto Sans"/>
-          <w:sz w:val="22"/>
-          <w:szCs w:val="22"/>
-          <w:lang w:eastAsia="es-ES_tradnl"/>
-        </w:rPr>
-      </w:pPr>
-    </w:p>
-    <w:p>
-      <w:pPr>
-        <w:jc w:val="both"/>
-        <w:rPr>
-          <w:rFonts w:ascii="Noto Sans" w:hAnsi="Noto Sans" w:cs="Noto Sans"/>
-          <w:sz w:val="10"/>
-          <w:szCs w:val="10"/>
-        </w:rPr>
-      </w:pPr>
-    </w:p>
-    <w:p>
-      <w:pPr>
-        <w:jc w:val="center"/>
-        <w:rPr>
-          <w:rFonts w:ascii="Noto Sans" w:hAnsi="Noto Sans" w:cs="Noto Sans"/>
-          <w:b/>
-          <w:color w:val="10312B"/>
-          <w:sz w:val="22"/>
-          <w:szCs w:val="22"/>
-        </w:rPr>
       </w:pPr>
       <w:r>
         <w:rPr>
-          <w:rFonts w:ascii="Noto Sans" w:hAnsi="Noto Sans" w:cs="Noto Sans"/>
+          <w:rFonts w:ascii="Noto Sans" w:hAnsi="Noto Sans"/>
           <w:b/>
-          <w:color w:val="10312B"/>
+          <w:color w:val="235B4C"/>
           <w:sz w:val="22"/>
-          <w:szCs w:val="22"/>
         </w:rPr>
-        <w:lastRenderedPageBreak/>
-        <w:t>Personal ocupado, horas trabajadas y remuneraciones reales</w:t>
+        <w:t>Cifras originales del sector manufacturero</w:t>
       </w:r>
+    </w:p>
+    <w:tbl>
+      <w:tblPr>
+        <w:tblW w:type="auto" w:w="0"/>
+        <w:tblLayout w:type="fixed"/>
+        <w:tblLook w:firstColumn="1" w:firstRow="1" w:lastColumn="0" w:lastRow="0" w:noHBand="0" w:noVBand="1" w:val="04A0"/>
+      </w:tblPr>
+      <w:tblGrid>
+        <w:gridCol w:w="4464"/>
+        <w:gridCol w:w="2160"/>
+        <w:gridCol w:w="2160"/>
+      </w:tblGrid>
+      <w:tr>
+        <w:trPr>
+          <w:cantSplit/>
+        </w:trPr>
+        <w:tc>
+          <w:tcPr>
+            <w:tcW w:type="dxa" w:w="4464"/>
+            <w:shd w:fill="10312B"/>
+          </w:tcPr>
+          <w:p>
+            <w:pPr>
+              <w:spacing w:before="0" w:after="0" w:line="240" w:lineRule="auto"/>
+            </w:pPr>
+            <w:r>
+              <w:rPr>
+                <w:rFonts w:ascii="Noto Sans" w:hAnsi="Noto Sans"/>
+                <w:b/>
+                <w:color w:val="FFFFFF"/>
+                <w:sz w:val="20"/>
+              </w:rPr>
+              <w:t>Variable</w:t>
+            </w:r>
+          </w:p>
+        </w:tc>
+        <w:tc>
+          <w:tcPr>
+            <w:tcW w:type="dxa" w:w="2160"/>
+            <w:shd w:fill="10312B"/>
+          </w:tcPr>
+          <w:p>
+            <w:pPr>
+              <w:spacing w:before="0" w:after="0" w:line="240" w:lineRule="auto"/>
+            </w:pPr>
+            <w:r>
+              <w:rPr>
+                <w:rFonts w:ascii="Noto Sans" w:hAnsi="Noto Sans"/>
+                <w:b/>
+                <w:color w:val="FFFFFF"/>
+                <w:sz w:val="20"/>
+              </w:rPr>
+              <w:t>Índice original</w:t>
+            </w:r>
+          </w:p>
+        </w:tc>
+        <w:tc>
+          <w:tcPr>
+            <w:tcW w:type="dxa" w:w="2160"/>
+            <w:shd w:fill="10312B"/>
+          </w:tcPr>
+          <w:p>
+            <w:pPr>
+              <w:spacing w:before="0" w:after="0" w:line="240" w:lineRule="auto"/>
+            </w:pPr>
+            <w:r>
+              <w:rPr>
+                <w:rFonts w:ascii="Noto Sans" w:hAnsi="Noto Sans"/>
+                <w:b/>
+                <w:color w:val="FFFFFF"/>
+                <w:sz w:val="20"/>
+              </w:rPr>
+              <w:t>Anual original (%)</w:t>
+            </w:r>
+          </w:p>
+        </w:tc>
+      </w:tr>
+      <w:tr>
+        <w:trPr>
+          <w:cantSplit/>
+        </w:trPr>
+        <w:tc>
+          <w:tcPr>
+            <w:tcW w:type="dxa" w:w="4464"/>
+            <w:shd w:fill="F4F4F2"/>
+          </w:tcPr>
+          <w:p>
+            <w:pPr>
+              <w:spacing w:before="0" w:after="0" w:line="240" w:lineRule="auto"/>
+            </w:pPr>
+            <w:r>
+              <w:rPr>
+                <w:rFonts w:ascii="Noto Sans" w:hAnsi="Noto Sans"/>
+                <w:b w:val="0"/>
+                <w:color w:val="000000"/>
+                <w:sz w:val="20"/>
+              </w:rPr>
+              <w:t>Producción</w:t>
+            </w:r>
+          </w:p>
+        </w:tc>
+        <w:tc>
+          <w:tcPr>
+            <w:tcW w:type="dxa" w:w="2160"/>
+            <w:shd w:fill="F4F4F2"/>
+          </w:tcPr>
+          <w:p>
+            <w:pPr>
+              <w:spacing w:before="0" w:after="0" w:line="240" w:lineRule="auto"/>
+            </w:pPr>
+            <w:r>
+              <w:rPr>
+                <w:rFonts w:ascii="Noto Sans" w:hAnsi="Noto Sans"/>
+                <w:b w:val="0"/>
+                <w:color w:val="000000"/>
+                <w:sz w:val="20"/>
+              </w:rPr>
+              <w:t>113.7</w:t>
+            </w:r>
+          </w:p>
+        </w:tc>
+        <w:tc>
+          <w:tcPr>
+            <w:tcW w:type="dxa" w:w="2160"/>
+            <w:shd w:fill="F4F4F2"/>
+          </w:tcPr>
+          <w:p>
+            <w:pPr>
+              <w:spacing w:before="0" w:after="0" w:line="240" w:lineRule="auto"/>
+            </w:pPr>
+            <w:r>
+              <w:rPr>
+                <w:rFonts w:ascii="Noto Sans" w:hAnsi="Noto Sans"/>
+                <w:b w:val="0"/>
+                <w:color w:val="000000"/>
+                <w:sz w:val="20"/>
+              </w:rPr>
+              <w:t>4.0</w:t>
+            </w:r>
+          </w:p>
+        </w:tc>
+      </w:tr>
+      <w:tr>
+        <w:trPr>
+          <w:cantSplit/>
+        </w:trPr>
+        <w:tc>
+          <w:tcPr>
+            <w:tcW w:type="dxa" w:w="4464"/>
+            <w:shd w:fill="FFFFFF"/>
+          </w:tcPr>
+          <w:p>
+            <w:pPr>
+              <w:spacing w:before="0" w:after="0" w:line="240" w:lineRule="auto"/>
+            </w:pPr>
+            <w:r>
+              <w:rPr>
+                <w:rFonts w:ascii="Noto Sans" w:hAnsi="Noto Sans"/>
+                <w:b w:val="0"/>
+                <w:color w:val="000000"/>
+                <w:sz w:val="20"/>
+              </w:rPr>
+              <w:t>Personal ocupado</w:t>
+            </w:r>
+          </w:p>
+        </w:tc>
+        <w:tc>
+          <w:tcPr>
+            <w:tcW w:type="dxa" w:w="2160"/>
+            <w:shd w:fill="FFFFFF"/>
+          </w:tcPr>
+          <w:p>
+            <w:pPr>
+              <w:spacing w:before="0" w:after="0" w:line="240" w:lineRule="auto"/>
+            </w:pPr>
+            <w:r>
+              <w:rPr>
+                <w:rFonts w:ascii="Noto Sans" w:hAnsi="Noto Sans"/>
+                <w:b w:val="0"/>
+                <w:color w:val="000000"/>
+                <w:sz w:val="20"/>
+              </w:rPr>
+              <w:t>98.2</w:t>
+            </w:r>
+          </w:p>
+        </w:tc>
+        <w:tc>
+          <w:tcPr>
+            <w:tcW w:type="dxa" w:w="2160"/>
+            <w:shd w:fill="FFFFFF"/>
+          </w:tcPr>
+          <w:p>
+            <w:pPr>
+              <w:spacing w:before="0" w:after="0" w:line="240" w:lineRule="auto"/>
+            </w:pPr>
+            <w:r>
+              <w:rPr>
+                <w:rFonts w:ascii="Noto Sans" w:hAnsi="Noto Sans"/>
+                <w:b w:val="0"/>
+                <w:color w:val="000000"/>
+                <w:sz w:val="20"/>
+              </w:rPr>
+              <w:t>-1.0</w:t>
+            </w:r>
+          </w:p>
+        </w:tc>
+      </w:tr>
+      <w:tr>
+        <w:trPr>
+          <w:cantSplit/>
+        </w:trPr>
+        <w:tc>
+          <w:tcPr>
+            <w:tcW w:type="dxa" w:w="4464"/>
+            <w:shd w:fill="F4F4F2"/>
+          </w:tcPr>
+          <w:p>
+            <w:pPr>
+              <w:spacing w:before="0" w:after="0" w:line="240" w:lineRule="auto"/>
+            </w:pPr>
+            <w:r>
+              <w:rPr>
+                <w:rFonts w:ascii="Noto Sans" w:hAnsi="Noto Sans"/>
+                <w:b w:val="0"/>
+                <w:color w:val="000000"/>
+                <w:sz w:val="20"/>
+              </w:rPr>
+              <w:t>Horas trabajadas</w:t>
+            </w:r>
+          </w:p>
+        </w:tc>
+        <w:tc>
+          <w:tcPr>
+            <w:tcW w:type="dxa" w:w="2160"/>
+            <w:shd w:fill="F4F4F2"/>
+          </w:tcPr>
+          <w:p>
+            <w:pPr>
+              <w:spacing w:before="0" w:after="0" w:line="240" w:lineRule="auto"/>
+            </w:pPr>
+            <w:r>
+              <w:rPr>
+                <w:rFonts w:ascii="Noto Sans" w:hAnsi="Noto Sans"/>
+                <w:b w:val="0"/>
+                <w:color w:val="000000"/>
+                <w:sz w:val="20"/>
+              </w:rPr>
+              <w:t>97.5</w:t>
+            </w:r>
+          </w:p>
+        </w:tc>
+        <w:tc>
+          <w:tcPr>
+            <w:tcW w:type="dxa" w:w="2160"/>
+            <w:shd w:fill="F4F4F2"/>
+          </w:tcPr>
+          <w:p>
+            <w:pPr>
+              <w:spacing w:before="0" w:after="0" w:line="240" w:lineRule="auto"/>
+            </w:pPr>
+            <w:r>
+              <w:rPr>
+                <w:rFonts w:ascii="Noto Sans" w:hAnsi="Noto Sans"/>
+                <w:b w:val="0"/>
+                <w:color w:val="000000"/>
+                <w:sz w:val="20"/>
+              </w:rPr>
+              <w:t>-1.0</w:t>
+            </w:r>
+          </w:p>
+        </w:tc>
+      </w:tr>
+      <w:tr>
+        <w:trPr>
+          <w:cantSplit/>
+        </w:trPr>
+        <w:tc>
+          <w:tcPr>
+            <w:tcW w:type="dxa" w:w="4464"/>
+            <w:shd w:fill="FFFFFF"/>
+          </w:tcPr>
+          <w:p>
+            <w:pPr>
+              <w:spacing w:before="0" w:after="0" w:line="240" w:lineRule="auto"/>
+            </w:pPr>
+            <w:r>
+              <w:rPr>
+                <w:rFonts w:ascii="Noto Sans" w:hAnsi="Noto Sans"/>
+                <w:b w:val="0"/>
+                <w:color w:val="000000"/>
+                <w:sz w:val="20"/>
+              </w:rPr>
+              <w:t>Remuneraciones medias reales</w:t>
+            </w:r>
+          </w:p>
+        </w:tc>
+        <w:tc>
+          <w:tcPr>
+            <w:tcW w:type="dxa" w:w="2160"/>
+            <w:shd w:fill="FFFFFF"/>
+          </w:tcPr>
+          <w:p>
+            <w:pPr>
+              <w:spacing w:before="0" w:after="0" w:line="240" w:lineRule="auto"/>
+            </w:pPr>
+            <w:r>
+              <w:rPr>
+                <w:rFonts w:ascii="Noto Sans" w:hAnsi="Noto Sans"/>
+                <w:b w:val="0"/>
+                <w:color w:val="000000"/>
+                <w:sz w:val="20"/>
+              </w:rPr>
+              <w:t>119.1</w:t>
+            </w:r>
+          </w:p>
+        </w:tc>
+        <w:tc>
+          <w:tcPr>
+            <w:tcW w:type="dxa" w:w="2160"/>
+            <w:shd w:fill="FFFFFF"/>
+          </w:tcPr>
+          <w:p>
+            <w:pPr>
+              <w:spacing w:before="0" w:after="0" w:line="240" w:lineRule="auto"/>
+            </w:pPr>
+            <w:r>
+              <w:rPr>
+                <w:rFonts w:ascii="Noto Sans" w:hAnsi="Noto Sans"/>
+                <w:b w:val="0"/>
+                <w:color w:val="000000"/>
+                <w:sz w:val="20"/>
+              </w:rPr>
+              <w:t>2.1</w:t>
+            </w:r>
+          </w:p>
+        </w:tc>
+      </w:tr>
+    </w:tbl>
+    <w:p>
+      <w:pPr>
+        <w:keepNext w:val="0"/>
+        <w:spacing w:before="0" w:after="0" w:line="240" w:lineRule="auto"/>
+        <w:jc w:val="both"/>
+      </w:pPr>
       <w:r>
         <w:rPr>
-          <w:rFonts w:ascii="Noto Sans" w:hAnsi="Noto Sans" w:cs="Noto Sans"/>
-          <w:b/>
-          <w:color w:val="10312B"/>
-          <w:sz w:val="22"/>
-          <w:szCs w:val="22"/>
+          <w:rFonts w:ascii="Noto Sans" w:hAnsi="Noto Sans"/>
+          <w:b w:val="0"/>
+          <w:color w:val="666666"/>
+          <w:sz w:val="16"/>
         </w:rPr>
-        <w:t>, 2025–2026</w:t>
+        <w:t>Fuente: cuadro 2, p. 4. Índice 2018=100; cifras preliminares. No son los índices desestacionalizados de la gráfica.</w:t>
       </w:r>
     </w:p>
     <w:p>
-      <w:pPr>
-        <w:jc w:val="center"/>
-        <w:rPr>
-          <w:rFonts w:ascii="Noto Sans" w:hAnsi="Noto Sans" w:cs="Noto Sans"/>
-          <w:sz w:val="12"/>
-          <w:szCs w:val="12"/>
-        </w:rPr>
-      </w:pPr>
+      <w:r>
+        <w:br w:type="page"/>
+      </w:r>
     </w:p>
     <w:p>
       <w:pPr>
-        <w:jc w:val="center"/>
-        <w:rPr>
-          <w:rFonts w:ascii="Noto Sans" w:hAnsi="Noto Sans" w:cs="Noto Sans"/>
-        </w:rPr>
+        <w:keepNext w:val="0"/>
+        <w:spacing w:before="0" w:after="0" w:line="240" w:lineRule="auto"/>
+        <w:jc w:val="both"/>
       </w:pPr>
       <w:r>
         <w:rPr>
-          <w:rFonts w:ascii="Noto Sans" w:hAnsi="Noto Sans" w:cs="Noto Sans"/>
-          <w:noProof/>
+          <w:rFonts w:ascii="Noto Sans" w:hAnsi="Noto Sans"/>
+          <w:b w:val="0"/>
+          <w:color w:val="000000"/>
+          <w:sz w:val="13"/>
         </w:rPr>
+      </w:r>
+    </w:p>
+    <w:p>
+      <w:pPr>
+        <w:keepNext/>
+        <w:spacing w:before="0" w:after="0" w:line="240" w:lineRule="auto"/>
+        <w:jc w:val="both"/>
+      </w:pPr>
+      <w:r>
+        <w:rPr>
+          <w:rFonts w:ascii="Noto Sans" w:hAnsi="Noto Sans"/>
+          <w:b/>
+          <w:color w:val="235B4C"/>
+          <w:sz w:val="22"/>
+        </w:rPr>
+        <w:t>Desempeño por subsector</w:t>
+      </w:r>
+    </w:p>
+    <w:p>
+      <w:pPr>
+        <w:keepNext w:val="0"/>
+        <w:spacing w:before="0" w:after="0" w:line="240" w:lineRule="auto"/>
+        <w:jc w:val="both"/>
+      </w:pPr>
+      <w:r>
+        <w:rPr>
+          <w:rFonts w:ascii="Noto Sans" w:hAnsi="Noto Sans"/>
+          <w:b w:val="0"/>
+          <w:color w:val="000000"/>
+          <w:sz w:val="22"/>
+        </w:rPr>
+        <w:t>10 de 21 subsectores aumentaron su producción frente al mismo mes del año anterior; 5 registraron simultáneamente crecimiento de producción y empleo. Conteos no ponderados, en cifras originales.</w:t>
+      </w:r>
+    </w:p>
+    <w:tbl>
+      <w:tblPr>
+        <w:tblW w:type="auto" w:w="0"/>
+        <w:tblLayout w:type="fixed"/>
+        <w:tblLook w:firstColumn="1" w:firstRow="1" w:lastColumn="0" w:lastRow="0" w:noHBand="0" w:noVBand="1" w:val="04A0"/>
+      </w:tblPr>
+      <w:tblGrid>
+        <w:gridCol w:w="4464"/>
+        <w:gridCol w:w="2160"/>
+        <w:gridCol w:w="2160"/>
+      </w:tblGrid>
+      <w:tr>
+        <w:trPr>
+          <w:cantSplit/>
+        </w:trPr>
+        <w:tc>
+          <w:tcPr>
+            <w:tcW w:type="dxa" w:w="4464"/>
+            <w:shd w:fill="10312B"/>
+          </w:tcPr>
+          <w:p>
+            <w:pPr>
+              <w:spacing w:before="0" w:after="0" w:line="240" w:lineRule="auto"/>
+            </w:pPr>
+            <w:r>
+              <w:rPr>
+                <w:rFonts w:ascii="Noto Sans" w:hAnsi="Noto Sans"/>
+                <w:b/>
+                <w:color w:val="FFFFFF"/>
+                <w:sz w:val="20"/>
+              </w:rPr>
+              <w:t>Subsector</w:t>
+            </w:r>
+          </w:p>
+        </w:tc>
+        <w:tc>
+          <w:tcPr>
+            <w:tcW w:type="dxa" w:w="2160"/>
+            <w:shd w:fill="10312B"/>
+          </w:tcPr>
+          <w:p>
+            <w:pPr>
+              <w:spacing w:before="0" w:after="0" w:line="240" w:lineRule="auto"/>
+            </w:pPr>
+            <w:r>
+              <w:rPr>
+                <w:rFonts w:ascii="Noto Sans" w:hAnsi="Noto Sans"/>
+                <w:b/>
+                <w:color w:val="FFFFFF"/>
+                <w:sz w:val="20"/>
+              </w:rPr>
+              <w:t>Producción (%)</w:t>
+            </w:r>
+          </w:p>
+        </w:tc>
+        <w:tc>
+          <w:tcPr>
+            <w:tcW w:type="dxa" w:w="2160"/>
+            <w:shd w:fill="10312B"/>
+          </w:tcPr>
+          <w:p>
+            <w:pPr>
+              <w:spacing w:before="0" w:after="0" w:line="240" w:lineRule="auto"/>
+            </w:pPr>
+            <w:r>
+              <w:rPr>
+                <w:rFonts w:ascii="Noto Sans" w:hAnsi="Noto Sans"/>
+                <w:b/>
+                <w:color w:val="FFFFFF"/>
+                <w:sz w:val="20"/>
+              </w:rPr>
+              <w:t>Empleo (%)</w:t>
+            </w:r>
+          </w:p>
+        </w:tc>
+      </w:tr>
+      <w:tr>
+        <w:trPr>
+          <w:cantSplit/>
+        </w:trPr>
+        <w:tc>
+          <w:tcPr>
+            <w:tcW w:type="dxa" w:w="4464"/>
+            <w:shd w:fill="F4F4F2"/>
+          </w:tcPr>
+          <w:p>
+            <w:pPr>
+              <w:spacing w:before="0" w:after="0" w:line="240" w:lineRule="auto"/>
+            </w:pPr>
+            <w:r>
+              <w:rPr>
+                <w:rFonts w:ascii="Noto Sans" w:hAnsi="Noto Sans"/>
+                <w:b w:val="0"/>
+                <w:color w:val="000000"/>
+                <w:sz w:val="20"/>
+              </w:rPr>
+              <w:t>Petróleo y carbón</w:t>
+            </w:r>
+          </w:p>
+        </w:tc>
+        <w:tc>
+          <w:tcPr>
+            <w:tcW w:type="dxa" w:w="2160"/>
+            <w:shd w:fill="F4F4F2"/>
+          </w:tcPr>
+          <w:p>
+            <w:pPr>
+              <w:spacing w:before="0" w:after="0" w:line="240" w:lineRule="auto"/>
+            </w:pPr>
+            <w:r>
+              <w:rPr>
+                <w:rFonts w:ascii="Noto Sans" w:hAnsi="Noto Sans"/>
+                <w:b w:val="0"/>
+                <w:color w:val="000000"/>
+                <w:sz w:val="20"/>
+              </w:rPr>
+              <w:t>23.5</w:t>
+            </w:r>
+          </w:p>
+        </w:tc>
+        <w:tc>
+          <w:tcPr>
+            <w:tcW w:type="dxa" w:w="2160"/>
+            <w:shd w:fill="F4F4F2"/>
+          </w:tcPr>
+          <w:p>
+            <w:pPr>
+              <w:spacing w:before="0" w:after="0" w:line="240" w:lineRule="auto"/>
+            </w:pPr>
+            <w:r>
+              <w:rPr>
+                <w:rFonts w:ascii="Noto Sans" w:hAnsi="Noto Sans"/>
+                <w:b w:val="0"/>
+                <w:color w:val="000000"/>
+                <w:sz w:val="20"/>
+              </w:rPr>
+              <w:t>0.1</w:t>
+            </w:r>
+          </w:p>
+        </w:tc>
+      </w:tr>
+      <w:tr>
+        <w:trPr>
+          <w:cantSplit/>
+        </w:trPr>
+        <w:tc>
+          <w:tcPr>
+            <w:tcW w:type="dxa" w:w="4464"/>
+            <w:shd w:fill="FFFFFF"/>
+          </w:tcPr>
+          <w:p>
+            <w:pPr>
+              <w:spacing w:before="0" w:after="0" w:line="240" w:lineRule="auto"/>
+            </w:pPr>
+            <w:r>
+              <w:rPr>
+                <w:rFonts w:ascii="Noto Sans" w:hAnsi="Noto Sans"/>
+                <w:b w:val="0"/>
+                <w:color w:val="000000"/>
+                <w:sz w:val="20"/>
+              </w:rPr>
+              <w:t>Computación y electrónica</w:t>
+            </w:r>
+          </w:p>
+        </w:tc>
+        <w:tc>
+          <w:tcPr>
+            <w:tcW w:type="dxa" w:w="2160"/>
+            <w:shd w:fill="FFFFFF"/>
+          </w:tcPr>
+          <w:p>
+            <w:pPr>
+              <w:spacing w:before="0" w:after="0" w:line="240" w:lineRule="auto"/>
+            </w:pPr>
+            <w:r>
+              <w:rPr>
+                <w:rFonts w:ascii="Noto Sans" w:hAnsi="Noto Sans"/>
+                <w:b w:val="0"/>
+                <w:color w:val="000000"/>
+                <w:sz w:val="20"/>
+              </w:rPr>
+              <w:t>5.8</w:t>
+            </w:r>
+          </w:p>
+        </w:tc>
+        <w:tc>
+          <w:tcPr>
+            <w:tcW w:type="dxa" w:w="2160"/>
+            <w:shd w:fill="FFFFFF"/>
+          </w:tcPr>
+          <w:p>
+            <w:pPr>
+              <w:spacing w:before="0" w:after="0" w:line="240" w:lineRule="auto"/>
+            </w:pPr>
+            <w:r>
+              <w:rPr>
+                <w:rFonts w:ascii="Noto Sans" w:hAnsi="Noto Sans"/>
+                <w:b w:val="0"/>
+                <w:color w:val="000000"/>
+                <w:sz w:val="20"/>
+              </w:rPr>
+              <w:t>3.7</w:t>
+            </w:r>
+          </w:p>
+        </w:tc>
+      </w:tr>
+      <w:tr>
+        <w:trPr>
+          <w:cantSplit/>
+        </w:trPr>
+        <w:tc>
+          <w:tcPr>
+            <w:tcW w:type="dxa" w:w="4464"/>
+            <w:shd w:fill="F4F4F2"/>
+          </w:tcPr>
+          <w:p>
+            <w:pPr>
+              <w:spacing w:before="0" w:after="0" w:line="240" w:lineRule="auto"/>
+            </w:pPr>
+            <w:r>
+              <w:rPr>
+                <w:rFonts w:ascii="Noto Sans" w:hAnsi="Noto Sans"/>
+                <w:b w:val="0"/>
+                <w:color w:val="000000"/>
+                <w:sz w:val="20"/>
+              </w:rPr>
+              <w:t>Maquinaria y equipo</w:t>
+            </w:r>
+          </w:p>
+        </w:tc>
+        <w:tc>
+          <w:tcPr>
+            <w:tcW w:type="dxa" w:w="2160"/>
+            <w:shd w:fill="F4F4F2"/>
+          </w:tcPr>
+          <w:p>
+            <w:pPr>
+              <w:spacing w:before="0" w:after="0" w:line="240" w:lineRule="auto"/>
+            </w:pPr>
+            <w:r>
+              <w:rPr>
+                <w:rFonts w:ascii="Noto Sans" w:hAnsi="Noto Sans"/>
+                <w:b w:val="0"/>
+                <w:color w:val="000000"/>
+                <w:sz w:val="20"/>
+              </w:rPr>
+              <w:t>4.0</w:t>
+            </w:r>
+          </w:p>
+        </w:tc>
+        <w:tc>
+          <w:tcPr>
+            <w:tcW w:type="dxa" w:w="2160"/>
+            <w:shd w:fill="F4F4F2"/>
+          </w:tcPr>
+          <w:p>
+            <w:pPr>
+              <w:spacing w:before="0" w:after="0" w:line="240" w:lineRule="auto"/>
+            </w:pPr>
+            <w:r>
+              <w:rPr>
+                <w:rFonts w:ascii="Noto Sans" w:hAnsi="Noto Sans"/>
+                <w:b w:val="0"/>
+                <w:color w:val="000000"/>
+                <w:sz w:val="20"/>
+              </w:rPr>
+              <w:t>3.1</w:t>
+            </w:r>
+          </w:p>
+        </w:tc>
+      </w:tr>
+      <w:tr>
+        <w:trPr>
+          <w:cantSplit/>
+        </w:trPr>
+        <w:tc>
+          <w:tcPr>
+            <w:tcW w:type="dxa" w:w="4464"/>
+            <w:shd w:fill="FFFFFF"/>
+          </w:tcPr>
+          <w:p>
+            <w:pPr>
+              <w:spacing w:before="0" w:after="0" w:line="240" w:lineRule="auto"/>
+            </w:pPr>
+            <w:r>
+              <w:rPr>
+                <w:rFonts w:ascii="Noto Sans" w:hAnsi="Noto Sans"/>
+                <w:b w:val="0"/>
+                <w:color w:val="000000"/>
+                <w:sz w:val="20"/>
+              </w:rPr>
+              <w:t>Otras manufacturas</w:t>
+            </w:r>
+          </w:p>
+        </w:tc>
+        <w:tc>
+          <w:tcPr>
+            <w:tcW w:type="dxa" w:w="2160"/>
+            <w:shd w:fill="FFFFFF"/>
+          </w:tcPr>
+          <w:p>
+            <w:pPr>
+              <w:spacing w:before="0" w:after="0" w:line="240" w:lineRule="auto"/>
+            </w:pPr>
+            <w:r>
+              <w:rPr>
+                <w:rFonts w:ascii="Noto Sans" w:hAnsi="Noto Sans"/>
+                <w:b w:val="0"/>
+                <w:color w:val="000000"/>
+                <w:sz w:val="20"/>
+              </w:rPr>
+              <w:t>-3.8</w:t>
+            </w:r>
+          </w:p>
+        </w:tc>
+        <w:tc>
+          <w:tcPr>
+            <w:tcW w:type="dxa" w:w="2160"/>
+            <w:shd w:fill="FFFFFF"/>
+          </w:tcPr>
+          <w:p>
+            <w:pPr>
+              <w:spacing w:before="0" w:after="0" w:line="240" w:lineRule="auto"/>
+            </w:pPr>
+            <w:r>
+              <w:rPr>
+                <w:rFonts w:ascii="Noto Sans" w:hAnsi="Noto Sans"/>
+                <w:b w:val="0"/>
+                <w:color w:val="000000"/>
+                <w:sz w:val="20"/>
+              </w:rPr>
+              <w:t>-2.3</w:t>
+            </w:r>
+          </w:p>
+        </w:tc>
+      </w:tr>
+      <w:tr>
+        <w:trPr>
+          <w:cantSplit/>
+        </w:trPr>
+        <w:tc>
+          <w:tcPr>
+            <w:tcW w:type="dxa" w:w="4464"/>
+            <w:shd w:fill="F4F4F2"/>
+          </w:tcPr>
+          <w:p>
+            <w:pPr>
+              <w:spacing w:before="0" w:after="0" w:line="240" w:lineRule="auto"/>
+            </w:pPr>
+            <w:r>
+              <w:rPr>
+                <w:rFonts w:ascii="Noto Sans" w:hAnsi="Noto Sans"/>
+                <w:b w:val="0"/>
+                <w:color w:val="000000"/>
+                <w:sz w:val="20"/>
+              </w:rPr>
+              <w:t>Prendas de vestir</w:t>
+            </w:r>
+          </w:p>
+        </w:tc>
+        <w:tc>
+          <w:tcPr>
+            <w:tcW w:type="dxa" w:w="2160"/>
+            <w:shd w:fill="F4F4F2"/>
+          </w:tcPr>
+          <w:p>
+            <w:pPr>
+              <w:spacing w:before="0" w:after="0" w:line="240" w:lineRule="auto"/>
+            </w:pPr>
+            <w:r>
+              <w:rPr>
+                <w:rFonts w:ascii="Noto Sans" w:hAnsi="Noto Sans"/>
+                <w:b w:val="0"/>
+                <w:color w:val="000000"/>
+                <w:sz w:val="20"/>
+              </w:rPr>
+              <w:t>-3.9</w:t>
+            </w:r>
+          </w:p>
+        </w:tc>
+        <w:tc>
+          <w:tcPr>
+            <w:tcW w:type="dxa" w:w="2160"/>
+            <w:shd w:fill="F4F4F2"/>
+          </w:tcPr>
+          <w:p>
+            <w:pPr>
+              <w:spacing w:before="0" w:after="0" w:line="240" w:lineRule="auto"/>
+            </w:pPr>
+            <w:r>
+              <w:rPr>
+                <w:rFonts w:ascii="Noto Sans" w:hAnsi="Noto Sans"/>
+                <w:b w:val="0"/>
+                <w:color w:val="000000"/>
+                <w:sz w:val="20"/>
+              </w:rPr>
+              <w:t>-2.6</w:t>
+            </w:r>
+          </w:p>
+        </w:tc>
+      </w:tr>
+      <w:tr>
+        <w:trPr>
+          <w:cantSplit/>
+        </w:trPr>
+        <w:tc>
+          <w:tcPr>
+            <w:tcW w:type="dxa" w:w="4464"/>
+            <w:shd w:fill="FFFFFF"/>
+          </w:tcPr>
+          <w:p>
+            <w:pPr>
+              <w:spacing w:before="0" w:after="0" w:line="240" w:lineRule="auto"/>
+            </w:pPr>
+            <w:r>
+              <w:rPr>
+                <w:rFonts w:ascii="Noto Sans" w:hAnsi="Noto Sans"/>
+                <w:b w:val="0"/>
+                <w:color w:val="000000"/>
+                <w:sz w:val="20"/>
+              </w:rPr>
+              <w:t>Muebles</w:t>
+            </w:r>
+          </w:p>
+        </w:tc>
+        <w:tc>
+          <w:tcPr>
+            <w:tcW w:type="dxa" w:w="2160"/>
+            <w:shd w:fill="FFFFFF"/>
+          </w:tcPr>
+          <w:p>
+            <w:pPr>
+              <w:spacing w:before="0" w:after="0" w:line="240" w:lineRule="auto"/>
+            </w:pPr>
+            <w:r>
+              <w:rPr>
+                <w:rFonts w:ascii="Noto Sans" w:hAnsi="Noto Sans"/>
+                <w:b w:val="0"/>
+                <w:color w:val="000000"/>
+                <w:sz w:val="20"/>
+              </w:rPr>
+              <w:t>-8.5</w:t>
+            </w:r>
+          </w:p>
+        </w:tc>
+        <w:tc>
+          <w:tcPr>
+            <w:tcW w:type="dxa" w:w="2160"/>
+            <w:shd w:fill="FFFFFF"/>
+          </w:tcPr>
+          <w:p>
+            <w:pPr>
+              <w:spacing w:before="0" w:after="0" w:line="240" w:lineRule="auto"/>
+            </w:pPr>
+            <w:r>
+              <w:rPr>
+                <w:rFonts w:ascii="Noto Sans" w:hAnsi="Noto Sans"/>
+                <w:b w:val="0"/>
+                <w:color w:val="000000"/>
+                <w:sz w:val="20"/>
+              </w:rPr>
+              <w:t>-5.6</w:t>
+            </w:r>
+          </w:p>
+        </w:tc>
+      </w:tr>
+    </w:tbl>
+    <w:p>
+      <w:pPr>
+        <w:keepNext w:val="0"/>
+        <w:spacing w:before="0" w:after="0" w:line="240" w:lineRule="auto"/>
+        <w:jc w:val="both"/>
+      </w:pPr>
+      <w:r>
+        <w:rPr>
+          <w:rFonts w:ascii="Noto Sans" w:hAnsi="Noto Sans"/>
+          <w:b w:val="0"/>
+          <w:color w:val="666666"/>
+          <w:sz w:val="16"/>
+        </w:rPr>
+        <w:t>Fuente: cuadro 2, p. 4. Tres mayores y tres menores tasas anuales de producción entre los 21 subsectores; empleo para la misma selección.</w:t>
+      </w:r>
+    </w:p>
+    <w:p>
+      <w:r>
         <w:drawing>
-          <wp:inline distT="0" distB="0" distL="0" distR="0">
-            <wp:extent cx="4554101" cy="1801572"/>
-            <wp:effectExtent l="0" t="0" r="5715" b="0"/>
-            <wp:docPr id="5" name="Picture 5"/>
+          <wp:inline xmlns:a="http://schemas.openxmlformats.org/drawingml/2006/main" xmlns:pic="http://schemas.openxmlformats.org/drawingml/2006/picture">
+            <wp:extent cx="5532120" cy="1723119"/>
+            <wp:docPr id="2" name="Picture 2"/>
             <wp:cNvGraphicFramePr>
-              <a:graphicFrameLocks xmlns:a="http://schemas.openxmlformats.org/drawingml/2006/main" noChangeAspect="1"/>
+              <a:graphicFrameLocks noChangeAspect="1"/>
             </wp:cNvGraphicFramePr>
-            <a:graphic xmlns:a="http://schemas.openxmlformats.org/drawingml/2006/main">
+            <a:graphic>
               <a:graphicData uri="http://schemas.openxmlformats.org/drawingml/2006/picture">
-                <pic:pic xmlns:pic="http://schemas.openxmlformats.org/drawingml/2006/picture">
+                <pic:pic>
                   <pic:nvPicPr>
-                    <pic:cNvPr id="0" name="igae_grafica2.png"/>
+                    <pic:cNvPr id="0" name="subsectores.png"/>
                     <pic:cNvPicPr/>
                   </pic:nvPicPr>
                   <pic:blipFill>
-                    <a:blip r:embed="rId10"/>
+                    <a:blip r:embed="rId15"/>
                     <a:stretch>
                       <a:fillRect/>
                     </a:stretch>
@@ -1471,11 +1570,9 @@
                   <pic:spPr>
                     <a:xfrm>
                       <a:off x="0" y="0"/>
-                      <a:ext cx="4650560" cy="1839731"/>
+                      <a:ext cx="5532120" cy="1723119"/>
                     </a:xfrm>
-                    <a:prstGeom prst="rect">
-                      <a:avLst/>
-                    </a:prstGeom>
+                    <a:prstGeom prst="rect"/>
                   </pic:spPr>
                 </pic:pic>
               </a:graphicData>
@@ -1483,888 +1580,192 @@
           </wp:inline>
         </w:drawing>
       </w:r>
-      <w:bookmarkStart w:id="0" w:name="_GoBack"/>
-      <w:bookmarkEnd w:id="0"/>
     </w:p>
     <w:p>
       <w:pPr>
+        <w:keepNext w:val="0"/>
+        <w:spacing w:before="0" w:after="0" w:line="240" w:lineRule="auto"/>
         <w:jc w:val="both"/>
+      </w:pPr>
+      <w:r>
         <w:rPr>
-          <w:rFonts w:ascii="Noto Sans" w:hAnsi="Noto Sans" w:cs="Noto Sans"/>
-          <w:sz w:val="6"/>
-          <w:szCs w:val="10"/>
+          <w:rFonts w:ascii="Noto Sans" w:hAnsi="Noto Sans"/>
+          <w:b w:val="0"/>
+          <w:color w:val="000000"/>
+          <w:sz w:val="13"/>
         </w:rPr>
-      </w:pPr>
+      </w:r>
     </w:p>
     <w:p>
       <w:pPr>
-        <w:shd w:val="clear" w:color="auto" w:fill="235B4C"/>
+        <w:keepNext/>
+        <w:spacing w:before="0" w:after="0" w:line="240" w:lineRule="auto"/>
         <w:jc w:val="both"/>
-        <w:rPr>
-          <w:rFonts w:ascii="Noto Sans" w:hAnsi="Noto Sans" w:cs="Noto Sans"/>
-        </w:rPr>
       </w:pPr>
       <w:r>
         <w:rPr>
-          <w:rFonts w:ascii="Noto Sans" w:hAnsi="Noto Sans" w:cs="Noto Sans"/>
+          <w:rFonts w:ascii="Noto Sans" w:hAnsi="Noto Sans"/>
           <w:b/>
-          <w:bCs/>
-          <w:color w:val="FFFFFF" w:themeColor="background1"/>
+          <w:color w:val="235B4C"/>
           <w:sz w:val="22"/>
-          <w:szCs w:val="22"/>
         </w:rPr>
         <w:t>Lectura sectorial</w:t>
       </w:r>
     </w:p>
     <w:p>
       <w:pPr>
-        <w:spacing w:before="60" w:after="60"/>
+        <w:keepNext w:val="0"/>
+        <w:spacing w:before="0" w:after="0" w:line="240" w:lineRule="auto"/>
         <w:jc w:val="both"/>
-        <w:rPr>
-          <w:rFonts w:ascii="Noto Sans" w:hAnsi="Noto Sans" w:cs="Noto Sans"/>
-          <w:color w:val="000000"/>
-          <w:sz w:val="20"/>
-        </w:rPr>
+        <w:numPr>
+          <w:ilvl w:val="0"/>
+          <w:numId w:val="36"/>
+        </w:numPr>
       </w:pPr>
       <w:r>
         <w:rPr>
-          <w:rFonts w:ascii="Noto Sans" w:hAnsi="Noto Sans" w:cs="Noto Sans"/>
+          <w:rFonts w:ascii="Noto Sans" w:hAnsi="Noto Sans"/>
+          <w:b w:val="0"/>
           <w:color w:val="000000"/>
-          <w:sz w:val="20"/>
+          <w:sz w:val="22"/>
         </w:rPr>
-        <w:t>El desempeño por subsector fue diferenciado: equipo de cómputo y electrónicos, industria química y maquinaria encabezaron los avances en producción; entre los mayores retrocesos se ubicaron derivados del petróleo y carbón, textiles, muebles y equipo de transporte</w:t>
-      </w:r>
-      <w:r>
-        <w:rPr>
-          <w:rFonts w:ascii="Noto Sans" w:hAnsi="Noto Sans" w:cs="Noto Sans"/>
-          <w:color w:val="000000"/>
-          <w:sz w:val="20"/>
-        </w:rPr>
-        <w:t>.</w:t>
+        <w:t>La mayor tasa anual de producción fue la de petróleo y carbón (23.5%); su empleo varió 0.1%. Una tasa elevada no identifica la mayor aportación al total.</w:t>
       </w:r>
     </w:p>
     <w:p>
       <w:pPr>
-        <w:spacing w:before="60" w:after="60"/>
+        <w:keepNext w:val="0"/>
+        <w:spacing w:before="0" w:after="0" w:line="240" w:lineRule="auto"/>
         <w:jc w:val="both"/>
-        <w:rPr>
-          <w:rFonts w:ascii="Noto Sans" w:hAnsi="Noto Sans" w:cs="Noto Sans"/>
-          <w:sz w:val="12"/>
-          <w:szCs w:val="12"/>
-        </w:rPr>
-      </w:pPr>
-    </w:p>
-    <w:tbl>
-      <w:tblPr>
-        <w:tblStyle w:val="Tablaconcuadrcula"/>
-        <w:tblW w:w="8784" w:type="dxa"/>
-        <w:tblCellMar>
-          <w:top w:w="20" w:type="dxa"/>
-          <w:left w:w="60" w:type="dxa"/>
-          <w:bottom w:w="20" w:type="dxa"/>
-          <w:right w:w="60" w:type="dxa"/>
-        </w:tblCellMar>
-        <w:tblLook w:val="04A0" w:firstRow="1" w:lastRow="0" w:firstColumn="1" w:lastColumn="0" w:noHBand="0" w:noVBand="1"/>
-      </w:tblPr>
-      <w:tblGrid>
-        <w:gridCol w:w="5807"/>
-        <w:gridCol w:w="2977"/>
-      </w:tblGrid>
-      <w:tr>
-        <w:tc>
-          <w:tcPr>
-            <w:tcW w:w="5807" w:type="dxa"/>
-            <w:shd w:val="clear" w:color="auto" w:fill="235B4C"/>
-          </w:tcPr>
-          <w:p>
-            <w:pPr>
-              <w:jc w:val="center"/>
-              <w:rPr>
-                <w:rFonts w:ascii="Noto Sans" w:hAnsi="Noto Sans" w:cs="Noto Sans"/>
-                <w:sz w:val="16"/>
-                <w:szCs w:val="16"/>
-              </w:rPr>
-            </w:pPr>
-            <w:r>
-              <w:rPr>
-                <w:rFonts w:ascii="Noto Sans" w:hAnsi="Noto Sans" w:cs="Noto Sans"/>
-                <w:b/>
-                <w:color w:val="FFFFFF"/>
-                <w:sz w:val="16"/>
-                <w:szCs w:val="16"/>
-              </w:rPr>
-              <w:t>Subsector</w:t>
-            </w:r>
-          </w:p>
-        </w:tc>
-        <w:tc>
-          <w:tcPr>
-            <w:tcW w:w="2977" w:type="dxa"/>
-            <w:shd w:val="clear" w:color="auto" w:fill="235B4C"/>
-          </w:tcPr>
-          <w:p>
-            <w:pPr>
-              <w:jc w:val="center"/>
-              <w:rPr>
-                <w:rFonts w:ascii="Noto Sans" w:hAnsi="Noto Sans" w:cs="Noto Sans"/>
-                <w:sz w:val="16"/>
-                <w:szCs w:val="16"/>
-              </w:rPr>
-            </w:pPr>
-            <w:r>
-              <w:rPr>
-                <w:rFonts w:ascii="Noto Sans" w:hAnsi="Noto Sans" w:cs="Noto Sans"/>
-                <w:b/>
-                <w:color w:val="FFFFFF"/>
-                <w:sz w:val="16"/>
-                <w:szCs w:val="16"/>
-              </w:rPr>
-              <w:t>Var. anual producción</w:t>
-            </w:r>
-          </w:p>
-        </w:tc>
-      </w:tr>
-      <w:tr>
-        <w:tc>
-          <w:tcPr>
-            <w:tcW w:w="5807" w:type="dxa"/>
-            <w:shd w:val="clear" w:color="auto" w:fill="F4F4F2"/>
-          </w:tcPr>
-          <w:p>
-            <w:pPr>
-              <w:rPr>
-                <w:rFonts w:ascii="Noto Sans" w:hAnsi="Noto Sans" w:cs="Noto Sans"/>
-                <w:sz w:val="16"/>
-                <w:szCs w:val="16"/>
-              </w:rPr>
-            </w:pPr>
-            <w:r>
-              <w:rPr>
-                <w:rFonts w:ascii="Noto Sans" w:hAnsi="Noto Sans" w:cs="Noto Sans"/>
-                <w:color w:val="000000"/>
-                <w:sz w:val="16"/>
-                <w:szCs w:val="16"/>
-              </w:rPr>
-              <w:t>334 · Equipo de cómputo y electrónico</w:t>
-            </w:r>
-          </w:p>
-        </w:tc>
-        <w:tc>
-          <w:tcPr>
-            <w:tcW w:w="2977" w:type="dxa"/>
-            <w:shd w:val="clear" w:color="auto" w:fill="F4F4F2"/>
-          </w:tcPr>
-          <w:p>
-            <w:pPr>
-              <w:jc w:val="center"/>
-              <w:rPr>
-                <w:rFonts w:ascii="Noto Sans" w:hAnsi="Noto Sans" w:cs="Noto Sans"/>
-                <w:sz w:val="16"/>
-                <w:szCs w:val="16"/>
-              </w:rPr>
-            </w:pPr>
-            <w:r>
-              <w:rPr>
-                <w:rFonts w:ascii="Arial" w:hAnsi="Arial" w:cs="Arial"/>
-                <w:color w:val="000000"/>
-                <w:sz w:val="16"/>
-                <w:szCs w:val="16"/>
-              </w:rPr>
-              <w:t>▲</w:t>
-            </w:r>
-            <w:r>
-              <w:rPr>
-                <w:rFonts w:ascii="Noto Sans" w:hAnsi="Noto Sans" w:cs="Noto Sans"/>
-                <w:color w:val="000000"/>
-                <w:sz w:val="16"/>
-                <w:szCs w:val="16"/>
-              </w:rPr>
-              <w:t xml:space="preserve"> 6.8 %</w:t>
-            </w:r>
-          </w:p>
-        </w:tc>
-      </w:tr>
-      <w:tr>
-        <w:tc>
-          <w:tcPr>
-            <w:tcW w:w="5807" w:type="dxa"/>
-          </w:tcPr>
-          <w:p>
-            <w:pPr>
-              <w:rPr>
-                <w:rFonts w:ascii="Noto Sans" w:hAnsi="Noto Sans" w:cs="Noto Sans"/>
-                <w:sz w:val="16"/>
-                <w:szCs w:val="16"/>
-              </w:rPr>
-            </w:pPr>
-            <w:r>
-              <w:rPr>
-                <w:rFonts w:ascii="Noto Sans" w:hAnsi="Noto Sans" w:cs="Noto Sans"/>
-                <w:color w:val="000000"/>
-                <w:sz w:val="16"/>
-                <w:szCs w:val="16"/>
-              </w:rPr>
-              <w:t>325 · Industria química</w:t>
-            </w:r>
-          </w:p>
-        </w:tc>
-        <w:tc>
-          <w:tcPr>
-            <w:tcW w:w="2977" w:type="dxa"/>
-          </w:tcPr>
-          <w:p>
-            <w:pPr>
-              <w:jc w:val="center"/>
-              <w:rPr>
-                <w:rFonts w:ascii="Noto Sans" w:hAnsi="Noto Sans" w:cs="Noto Sans"/>
-                <w:sz w:val="16"/>
-                <w:szCs w:val="16"/>
-              </w:rPr>
-            </w:pPr>
-            <w:r>
-              <w:rPr>
-                <w:rFonts w:ascii="Arial" w:hAnsi="Arial" w:cs="Arial"/>
-                <w:color w:val="000000"/>
-                <w:sz w:val="16"/>
-                <w:szCs w:val="16"/>
-              </w:rPr>
-              <w:t>▲</w:t>
-            </w:r>
-            <w:r>
-              <w:rPr>
-                <w:rFonts w:ascii="Noto Sans" w:hAnsi="Noto Sans" w:cs="Noto Sans"/>
-                <w:color w:val="000000"/>
-                <w:sz w:val="16"/>
-                <w:szCs w:val="16"/>
-              </w:rPr>
-              <w:t xml:space="preserve"> 5.1 %</w:t>
-            </w:r>
-          </w:p>
-        </w:tc>
-      </w:tr>
-      <w:tr>
-        <w:tc>
-          <w:tcPr>
-            <w:tcW w:w="5807" w:type="dxa"/>
-            <w:shd w:val="clear" w:color="auto" w:fill="F4F4F2"/>
-          </w:tcPr>
-          <w:p>
-            <w:pPr>
-              <w:rPr>
-                <w:rFonts w:ascii="Noto Sans" w:hAnsi="Noto Sans" w:cs="Noto Sans"/>
-                <w:sz w:val="16"/>
-                <w:szCs w:val="16"/>
-              </w:rPr>
-            </w:pPr>
-            <w:r>
-              <w:rPr>
-                <w:rFonts w:ascii="Noto Sans" w:hAnsi="Noto Sans" w:cs="Noto Sans"/>
-                <w:color w:val="000000"/>
-                <w:sz w:val="16"/>
-                <w:szCs w:val="16"/>
-              </w:rPr>
-              <w:t>333 · Maquinaria y equipo</w:t>
-            </w:r>
-          </w:p>
-        </w:tc>
-        <w:tc>
-          <w:tcPr>
-            <w:tcW w:w="2977" w:type="dxa"/>
-            <w:shd w:val="clear" w:color="auto" w:fill="F4F4F2"/>
-          </w:tcPr>
-          <w:p>
-            <w:pPr>
-              <w:jc w:val="center"/>
-              <w:rPr>
-                <w:rFonts w:ascii="Noto Sans" w:hAnsi="Noto Sans" w:cs="Noto Sans"/>
-                <w:sz w:val="16"/>
-                <w:szCs w:val="16"/>
-              </w:rPr>
-            </w:pPr>
-            <w:r>
-              <w:rPr>
-                <w:rFonts w:ascii="Arial" w:hAnsi="Arial" w:cs="Arial"/>
-                <w:color w:val="000000"/>
-                <w:sz w:val="16"/>
-                <w:szCs w:val="16"/>
-              </w:rPr>
-              <w:t>▲</w:t>
-            </w:r>
-            <w:r>
-              <w:rPr>
-                <w:rFonts w:ascii="Noto Sans" w:hAnsi="Noto Sans" w:cs="Noto Sans"/>
-                <w:color w:val="000000"/>
-                <w:sz w:val="16"/>
-                <w:szCs w:val="16"/>
-              </w:rPr>
-              <w:t xml:space="preserve"> 3.8 %</w:t>
-            </w:r>
-          </w:p>
-        </w:tc>
-      </w:tr>
-      <w:tr>
-        <w:tc>
-          <w:tcPr>
-            <w:tcW w:w="5807" w:type="dxa"/>
-          </w:tcPr>
-          <w:p>
-            <w:pPr>
-              <w:rPr>
-                <w:rFonts w:ascii="Noto Sans" w:hAnsi="Noto Sans" w:cs="Noto Sans"/>
-                <w:sz w:val="16"/>
-                <w:szCs w:val="16"/>
-              </w:rPr>
-            </w:pPr>
-            <w:r>
-              <w:rPr>
-                <w:rFonts w:ascii="Noto Sans" w:hAnsi="Noto Sans" w:cs="Noto Sans"/>
-                <w:color w:val="000000"/>
-                <w:sz w:val="16"/>
-                <w:szCs w:val="16"/>
-              </w:rPr>
-              <w:t>331 · Industrias metálicas básicas</w:t>
-            </w:r>
-          </w:p>
-        </w:tc>
-        <w:tc>
-          <w:tcPr>
-            <w:tcW w:w="2977" w:type="dxa"/>
-          </w:tcPr>
-          <w:p>
-            <w:pPr>
-              <w:jc w:val="center"/>
-              <w:rPr>
-                <w:rFonts w:ascii="Noto Sans" w:hAnsi="Noto Sans" w:cs="Noto Sans"/>
-                <w:sz w:val="16"/>
-                <w:szCs w:val="16"/>
-              </w:rPr>
-            </w:pPr>
-            <w:r>
-              <w:rPr>
-                <w:rFonts w:ascii="Arial" w:hAnsi="Arial" w:cs="Arial"/>
-                <w:color w:val="000000"/>
-                <w:sz w:val="16"/>
-                <w:szCs w:val="16"/>
-              </w:rPr>
-              <w:t>▲</w:t>
-            </w:r>
-            <w:r>
-              <w:rPr>
-                <w:rFonts w:ascii="Noto Sans" w:hAnsi="Noto Sans" w:cs="Noto Sans"/>
-                <w:color w:val="000000"/>
-                <w:sz w:val="16"/>
-                <w:szCs w:val="16"/>
-              </w:rPr>
-              <w:t xml:space="preserve"> 3.0 %</w:t>
-            </w:r>
-          </w:p>
-        </w:tc>
-      </w:tr>
-      <w:tr>
-        <w:tc>
-          <w:tcPr>
-            <w:tcW w:w="5807" w:type="dxa"/>
-            <w:shd w:val="clear" w:color="auto" w:fill="F4F4F2"/>
-          </w:tcPr>
-          <w:p>
-            <w:pPr>
-              <w:rPr>
-                <w:rFonts w:ascii="Noto Sans" w:hAnsi="Noto Sans" w:cs="Noto Sans"/>
-                <w:sz w:val="16"/>
-                <w:szCs w:val="16"/>
-              </w:rPr>
-            </w:pPr>
-            <w:r>
-              <w:rPr>
-                <w:rFonts w:ascii="Noto Sans" w:hAnsi="Noto Sans" w:cs="Noto Sans"/>
-                <w:color w:val="000000"/>
-                <w:sz w:val="16"/>
-                <w:szCs w:val="16"/>
-              </w:rPr>
-              <w:t>316 · Cuero y piel</w:t>
-            </w:r>
-          </w:p>
-        </w:tc>
-        <w:tc>
-          <w:tcPr>
-            <w:tcW w:w="2977" w:type="dxa"/>
-            <w:shd w:val="clear" w:color="auto" w:fill="F4F4F2"/>
-          </w:tcPr>
-          <w:p>
-            <w:pPr>
-              <w:jc w:val="center"/>
-              <w:rPr>
-                <w:rFonts w:ascii="Noto Sans" w:hAnsi="Noto Sans" w:cs="Noto Sans"/>
-                <w:sz w:val="16"/>
-                <w:szCs w:val="16"/>
-              </w:rPr>
-            </w:pPr>
-            <w:r>
-              <w:rPr>
-                <w:rFonts w:ascii="Arial" w:hAnsi="Arial" w:cs="Arial"/>
-                <w:color w:val="000000"/>
-                <w:sz w:val="16"/>
-                <w:szCs w:val="16"/>
-              </w:rPr>
-              <w:t>▲</w:t>
-            </w:r>
-            <w:r>
-              <w:rPr>
-                <w:rFonts w:ascii="Noto Sans" w:hAnsi="Noto Sans" w:cs="Noto Sans"/>
-                <w:color w:val="000000"/>
-                <w:sz w:val="16"/>
-                <w:szCs w:val="16"/>
-              </w:rPr>
-              <w:t xml:space="preserve"> 2.6 %</w:t>
-            </w:r>
-          </w:p>
-        </w:tc>
-      </w:tr>
-      <w:tr>
-        <w:tc>
-          <w:tcPr>
-            <w:tcW w:w="5807" w:type="dxa"/>
-            <w:shd w:val="clear" w:color="auto" w:fill="F4F4F2"/>
-          </w:tcPr>
-          <w:p>
-            <w:pPr>
-              <w:rPr>
-                <w:rFonts w:ascii="Noto Sans" w:hAnsi="Noto Sans" w:cs="Noto Sans"/>
-                <w:color w:val="000000"/>
-                <w:sz w:val="16"/>
-                <w:szCs w:val="16"/>
-              </w:rPr>
-            </w:pPr>
-            <w:r>
-              <w:rPr>
-                <w:rFonts w:ascii="Noto Sans" w:hAnsi="Noto Sans" w:cs="Noto Sans"/>
-                <w:color w:val="000000"/>
-                <w:sz w:val="16"/>
-                <w:szCs w:val="16"/>
-              </w:rPr>
-              <w:t>324 · Derivados del petróleo y carbón</w:t>
-            </w:r>
-          </w:p>
-        </w:tc>
-        <w:tc>
-          <w:tcPr>
-            <w:tcW w:w="2977" w:type="dxa"/>
-            <w:shd w:val="clear" w:color="auto" w:fill="F4F4F2"/>
-          </w:tcPr>
-          <w:p>
-            <w:pPr>
-              <w:jc w:val="center"/>
-              <w:rPr>
-                <w:rFonts w:ascii="Noto Sans" w:hAnsi="Noto Sans" w:cs="Noto Sans"/>
-                <w:color w:val="000000"/>
-                <w:sz w:val="16"/>
-                <w:szCs w:val="16"/>
-              </w:rPr>
-            </w:pPr>
-            <w:r>
-              <w:rPr>
-                <w:rFonts w:ascii="Arial" w:hAnsi="Arial" w:cs="Arial"/>
-                <w:color w:val="C00000"/>
-                <w:sz w:val="16"/>
-                <w:szCs w:val="16"/>
-              </w:rPr>
-              <w:t>▼</w:t>
-            </w:r>
-            <w:r>
-              <w:rPr>
-                <w:rFonts w:ascii="Noto Sans" w:hAnsi="Noto Sans" w:cs="Noto Sans"/>
-                <w:color w:val="C00000"/>
-                <w:sz w:val="16"/>
-                <w:szCs w:val="16"/>
-              </w:rPr>
-              <w:t xml:space="preserve"> 5.0 %</w:t>
-            </w:r>
-          </w:p>
-        </w:tc>
-      </w:tr>
-      <w:tr>
-        <w:tc>
-          <w:tcPr>
-            <w:tcW w:w="5807" w:type="dxa"/>
-            <w:shd w:val="clear" w:color="auto" w:fill="F4F4F2"/>
-          </w:tcPr>
-          <w:p>
-            <w:pPr>
-              <w:rPr>
-                <w:rFonts w:ascii="Noto Sans" w:hAnsi="Noto Sans" w:cs="Noto Sans"/>
-                <w:color w:val="000000"/>
-                <w:sz w:val="16"/>
-                <w:szCs w:val="16"/>
-              </w:rPr>
-            </w:pPr>
-            <w:r>
-              <w:rPr>
-                <w:rFonts w:ascii="Noto Sans" w:hAnsi="Noto Sans" w:cs="Noto Sans"/>
-                <w:color w:val="000000"/>
-                <w:sz w:val="16"/>
-                <w:szCs w:val="16"/>
-              </w:rPr>
-              <w:t>313 · Insumos textiles</w:t>
-            </w:r>
-          </w:p>
-        </w:tc>
-        <w:tc>
-          <w:tcPr>
-            <w:tcW w:w="2977" w:type="dxa"/>
-            <w:shd w:val="clear" w:color="auto" w:fill="F4F4F2"/>
-          </w:tcPr>
-          <w:p>
-            <w:pPr>
-              <w:jc w:val="center"/>
-              <w:rPr>
-                <w:rFonts w:ascii="Noto Sans" w:hAnsi="Noto Sans" w:cs="Noto Sans"/>
-                <w:color w:val="000000"/>
-                <w:sz w:val="16"/>
-                <w:szCs w:val="16"/>
-              </w:rPr>
-            </w:pPr>
-            <w:r>
-              <w:rPr>
-                <w:rFonts w:ascii="Arial" w:hAnsi="Arial" w:cs="Arial"/>
-                <w:color w:val="C00000"/>
-                <w:sz w:val="16"/>
-                <w:szCs w:val="16"/>
-              </w:rPr>
-              <w:t>▼</w:t>
-            </w:r>
-            <w:r>
-              <w:rPr>
-                <w:rFonts w:ascii="Noto Sans" w:hAnsi="Noto Sans" w:cs="Noto Sans"/>
-                <w:color w:val="C00000"/>
-                <w:sz w:val="16"/>
-                <w:szCs w:val="16"/>
-              </w:rPr>
-              <w:t xml:space="preserve"> 3.9 %</w:t>
-            </w:r>
-          </w:p>
-        </w:tc>
-      </w:tr>
-      <w:tr>
-        <w:tc>
-          <w:tcPr>
-            <w:tcW w:w="5807" w:type="dxa"/>
-            <w:shd w:val="clear" w:color="auto" w:fill="F4F4F2"/>
-          </w:tcPr>
-          <w:p>
-            <w:pPr>
-              <w:rPr>
-                <w:rFonts w:ascii="Noto Sans" w:hAnsi="Noto Sans" w:cs="Noto Sans"/>
-                <w:color w:val="000000"/>
-                <w:sz w:val="16"/>
-                <w:szCs w:val="16"/>
-              </w:rPr>
-            </w:pPr>
-            <w:r>
-              <w:rPr>
-                <w:rFonts w:ascii="Noto Sans" w:hAnsi="Noto Sans" w:cs="Noto Sans"/>
-                <w:color w:val="000000"/>
-                <w:sz w:val="16"/>
-                <w:szCs w:val="16"/>
-              </w:rPr>
-              <w:t>337 · Muebles, colchones y persianas</w:t>
-            </w:r>
-          </w:p>
-        </w:tc>
-        <w:tc>
-          <w:tcPr>
-            <w:tcW w:w="2977" w:type="dxa"/>
-            <w:shd w:val="clear" w:color="auto" w:fill="F4F4F2"/>
-          </w:tcPr>
-          <w:p>
-            <w:pPr>
-              <w:jc w:val="center"/>
-              <w:rPr>
-                <w:rFonts w:ascii="Noto Sans" w:hAnsi="Noto Sans" w:cs="Noto Sans"/>
-                <w:color w:val="000000"/>
-                <w:sz w:val="16"/>
-                <w:szCs w:val="16"/>
-              </w:rPr>
-            </w:pPr>
-            <w:r>
-              <w:rPr>
-                <w:rFonts w:ascii="Arial" w:hAnsi="Arial" w:cs="Arial"/>
-                <w:color w:val="C00000"/>
-                <w:sz w:val="16"/>
-                <w:szCs w:val="16"/>
-              </w:rPr>
-              <w:t>▼</w:t>
-            </w:r>
-            <w:r>
-              <w:rPr>
-                <w:rFonts w:ascii="Noto Sans" w:hAnsi="Noto Sans" w:cs="Noto Sans"/>
-                <w:color w:val="C00000"/>
-                <w:sz w:val="16"/>
-                <w:szCs w:val="16"/>
-              </w:rPr>
-              <w:t xml:space="preserve"> 3.9 %</w:t>
-            </w:r>
-          </w:p>
-        </w:tc>
-      </w:tr>
-      <w:tr>
-        <w:tc>
-          <w:tcPr>
-            <w:tcW w:w="5807" w:type="dxa"/>
-            <w:shd w:val="clear" w:color="auto" w:fill="F4F4F2"/>
-          </w:tcPr>
-          <w:p>
-            <w:pPr>
-              <w:rPr>
-                <w:rFonts w:ascii="Noto Sans" w:hAnsi="Noto Sans" w:cs="Noto Sans"/>
-                <w:color w:val="000000"/>
-                <w:sz w:val="16"/>
-                <w:szCs w:val="16"/>
-              </w:rPr>
-            </w:pPr>
-            <w:r>
-              <w:rPr>
-                <w:rFonts w:ascii="Noto Sans" w:hAnsi="Noto Sans" w:cs="Noto Sans"/>
-                <w:color w:val="000000"/>
-                <w:sz w:val="16"/>
-                <w:szCs w:val="16"/>
-              </w:rPr>
-              <w:t>336 · Equipo de transporte</w:t>
-            </w:r>
-          </w:p>
-        </w:tc>
-        <w:tc>
-          <w:tcPr>
-            <w:tcW w:w="2977" w:type="dxa"/>
-            <w:shd w:val="clear" w:color="auto" w:fill="F4F4F2"/>
-          </w:tcPr>
-          <w:p>
-            <w:pPr>
-              <w:jc w:val="center"/>
-              <w:rPr>
-                <w:rFonts w:ascii="Noto Sans" w:hAnsi="Noto Sans" w:cs="Noto Sans"/>
-                <w:color w:val="000000"/>
-                <w:sz w:val="16"/>
-                <w:szCs w:val="16"/>
-              </w:rPr>
-            </w:pPr>
-            <w:r>
-              <w:rPr>
-                <w:rFonts w:ascii="Arial" w:hAnsi="Arial" w:cs="Arial"/>
-                <w:color w:val="C00000"/>
-                <w:sz w:val="16"/>
-                <w:szCs w:val="16"/>
-              </w:rPr>
-              <w:t>▼</w:t>
-            </w:r>
-            <w:r>
-              <w:rPr>
-                <w:rFonts w:ascii="Noto Sans" w:hAnsi="Noto Sans" w:cs="Noto Sans"/>
-                <w:color w:val="C00000"/>
-                <w:sz w:val="16"/>
-                <w:szCs w:val="16"/>
-              </w:rPr>
-              <w:t xml:space="preserve"> 3.4 %</w:t>
-            </w:r>
-          </w:p>
-        </w:tc>
-      </w:tr>
-      <w:tr>
-        <w:tc>
-          <w:tcPr>
-            <w:tcW w:w="5807" w:type="dxa"/>
-            <w:shd w:val="clear" w:color="auto" w:fill="F4F4F2"/>
-          </w:tcPr>
-          <w:p>
-            <w:pPr>
-              <w:rPr>
-                <w:rFonts w:ascii="Noto Sans" w:hAnsi="Noto Sans" w:cs="Noto Sans"/>
-                <w:color w:val="000000"/>
-                <w:sz w:val="16"/>
-                <w:szCs w:val="16"/>
-              </w:rPr>
-            </w:pPr>
-            <w:r>
-              <w:rPr>
-                <w:rFonts w:ascii="Noto Sans" w:hAnsi="Noto Sans" w:cs="Noto Sans"/>
-                <w:color w:val="000000"/>
-                <w:sz w:val="16"/>
-                <w:szCs w:val="16"/>
-              </w:rPr>
-              <w:t>335 · Equipo eléctrico</w:t>
-            </w:r>
-          </w:p>
-        </w:tc>
-        <w:tc>
-          <w:tcPr>
-            <w:tcW w:w="2977" w:type="dxa"/>
-            <w:shd w:val="clear" w:color="auto" w:fill="F4F4F2"/>
-          </w:tcPr>
-          <w:p>
-            <w:pPr>
-              <w:jc w:val="center"/>
-              <w:rPr>
-                <w:rFonts w:ascii="Noto Sans" w:hAnsi="Noto Sans" w:cs="Noto Sans"/>
-                <w:color w:val="C00000"/>
-                <w:sz w:val="16"/>
-                <w:szCs w:val="16"/>
-              </w:rPr>
-            </w:pPr>
-            <w:r>
-              <w:rPr>
-                <w:rFonts w:ascii="Arial" w:hAnsi="Arial" w:cs="Arial"/>
-                <w:color w:val="C00000"/>
-                <w:sz w:val="16"/>
-                <w:szCs w:val="16"/>
-              </w:rPr>
-              <w:t>▼</w:t>
-            </w:r>
-            <w:r>
-              <w:rPr>
-                <w:rFonts w:ascii="Noto Sans" w:hAnsi="Noto Sans" w:cs="Noto Sans"/>
-                <w:color w:val="C00000"/>
-                <w:sz w:val="16"/>
-                <w:szCs w:val="16"/>
-              </w:rPr>
-              <w:t xml:space="preserve"> 3.2 %</w:t>
-            </w:r>
-          </w:p>
-        </w:tc>
-      </w:tr>
-    </w:tbl>
-    <w:p>
-      <w:pPr>
-        <w:spacing w:before="40"/>
-        <w:rPr>
-          <w:rFonts w:ascii="Noto Sans" w:hAnsi="Noto Sans" w:cs="Noto Sans"/>
-          <w:color w:val="4C545B"/>
-          <w:sz w:val="15"/>
-        </w:rPr>
+        <w:numPr>
+          <w:ilvl w:val="0"/>
+          <w:numId w:val="36"/>
+        </w:numPr>
       </w:pPr>
       <w:r>
         <w:rPr>
-          <w:rFonts w:ascii="Noto Sans" w:hAnsi="Noto Sans" w:cs="Noto Sans"/>
-          <w:color w:val="4C545B"/>
-          <w:sz w:val="15"/>
+          <w:rFonts w:ascii="Noto Sans" w:hAnsi="Noto Sans"/>
+          <w:b w:val="0"/>
+          <w:color w:val="000000"/>
+          <w:sz w:val="22"/>
         </w:rPr>
-        <w:t>Nota: variación anual, cifras originales, junio de 2026; sin acumulado por subsector en este boletín.</w:t>
+        <w:t>La menor tasa de producción fue la de muebles (-8.5%), con -5.6% en personal ocupado.</w:t>
       </w:r>
     </w:p>
     <w:p>
       <w:pPr>
-        <w:spacing w:before="40"/>
-        <w:rPr>
-          <w:rFonts w:ascii="Noto Sans" w:hAnsi="Noto Sans" w:cs="Noto Sans"/>
-          <w:color w:val="4C545B"/>
-          <w:sz w:val="12"/>
-          <w:szCs w:val="12"/>
-        </w:rPr>
-      </w:pPr>
-    </w:p>
-    <w:p>
-      <w:pPr>
+        <w:keepNext w:val="0"/>
+        <w:spacing w:before="0" w:after="0" w:line="240" w:lineRule="auto"/>
         <w:jc w:val="both"/>
-        <w:rPr>
-          <w:rFonts w:ascii="Noto Sans" w:hAnsi="Noto Sans" w:cs="Noto Sans"/>
-          <w:sz w:val="10"/>
-          <w:szCs w:val="10"/>
-        </w:rPr>
-      </w:pPr>
-    </w:p>
-    <w:p>
-      <w:pPr>
-        <w:shd w:val="clear" w:color="auto" w:fill="005E4C"/>
-        <w:jc w:val="both"/>
-        <w:rPr>
-          <w:rFonts w:ascii="Noto Sans" w:hAnsi="Noto Sans" w:cs="Noto Sans"/>
-        </w:rPr>
       </w:pPr>
       <w:r>
         <w:rPr>
-          <w:rFonts w:ascii="Noto Sans" w:hAnsi="Noto Sans" w:cs="Noto Sans"/>
-          <w:b/>
-          <w:bCs/>
-          <w:color w:val="FFFFFF" w:themeColor="background1"/>
-          <w:sz w:val="22"/>
-          <w:szCs w:val="22"/>
+          <w:rFonts w:ascii="Noto Sans" w:hAnsi="Noto Sans"/>
+          <w:b w:val="0"/>
+          <w:color w:val="000000"/>
+          <w:sz w:val="13"/>
         </w:rPr>
-        <w:t>Análisis</w:t>
       </w:r>
     </w:p>
     <w:p>
       <w:pPr>
-        <w:pStyle w:val="Prrafodelista"/>
-        <w:numPr>
-          <w:ilvl w:val="0"/>
-          <w:numId w:val="34"/>
-        </w:numPr>
-        <w:ind w:left="283" w:hanging="357"/>
+        <w:keepNext/>
+        <w:spacing w:before="0" w:after="0" w:line="240" w:lineRule="auto"/>
         <w:jc w:val="both"/>
-        <w:rPr>
-          <w:rFonts w:ascii="Noto Sans" w:hAnsi="Noto Sans" w:cs="Noto Sans"/>
-          <w:sz w:val="22"/>
-          <w:lang w:eastAsia="es-ES_tradnl"/>
-        </w:rPr>
       </w:pPr>
       <w:r>
         <w:rPr>
-          <w:rFonts w:ascii="Noto Sans" w:hAnsi="Noto Sans" w:cs="Noto Sans"/>
-          <w:bCs/>
+          <w:rFonts w:ascii="Noto Sans" w:hAnsi="Noto Sans"/>
+          <w:b/>
+          <w:color w:val="235B4C"/>
           <w:sz w:val="22"/>
-          <w:lang w:eastAsia="es-ES_tradnl"/>
         </w:rPr>
-        <w:t>El desempeño de junio combina avances moderados en las variables mensuales con niveles de producción y empleo inferiores a los de un año antes; en contraste, las remuneraciones reales mantienen una variación anual positiva</w:t>
-      </w:r>
-      <w:r>
-        <w:rPr>
-          <w:rFonts w:ascii="Noto Sans" w:hAnsi="Noto Sans" w:cs="Noto Sans"/>
-          <w:bCs/>
-          <w:sz w:val="22"/>
-          <w:lang w:eastAsia="es-ES_tradnl"/>
-        </w:rPr>
-        <w:t>.</w:t>
+        <w:t>Notas metodológicas</w:t>
       </w:r>
     </w:p>
     <w:p>
       <w:pPr>
-        <w:spacing w:before="100" w:beforeAutospacing="1"/>
-        <w:ind w:left="-74"/>
+        <w:keepNext w:val="0"/>
+        <w:spacing w:before="0" w:after="0" w:line="240" w:lineRule="auto"/>
         <w:jc w:val="both"/>
+      </w:pPr>
+      <w:r>
         <w:rPr>
-          <w:rFonts w:ascii="Noto Sans" w:hAnsi="Noto Sans" w:cs="Noto Sans"/>
-          <w:sz w:val="2"/>
-          <w:lang w:eastAsia="es-ES_tradnl"/>
+          <w:rFonts w:ascii="Noto Sans" w:hAnsi="Noto Sans"/>
+          <w:b w:val="0"/>
+          <w:color w:val="000000"/>
+          <w:sz w:val="22"/>
         </w:rPr>
-      </w:pPr>
+        <w:t>Las remuneraciones medias reales están deflactadas con el INPC; no representan la masa salarial. Producción, personal y horas tienen distinta cobertura conceptual: no se deriva productividad con estos agregados.</w:t>
+      </w:r>
     </w:p>
     <w:p>
       <w:pPr>
+        <w:keepNext w:val="0"/>
+        <w:spacing w:before="0" w:after="0" w:line="240" w:lineRule="auto"/>
         <w:jc w:val="both"/>
-        <w:rPr>
-          <w:rFonts w:ascii="Noto Sans" w:hAnsi="Noto Sans" w:cs="Noto Sans"/>
-        </w:rPr>
       </w:pPr>
       <w:r>
         <w:rPr>
-          <w:rFonts w:ascii="Noto Sans" w:hAnsi="Noto Sans" w:cs="Noto Sans"/>
-          <w:b/>
-          <w:color w:val="4C545B"/>
-          <w:sz w:val="15"/>
+          <w:rFonts w:ascii="Noto Sans" w:hAnsi="Noto Sans"/>
+          <w:b w:val="0"/>
+          <w:color w:val="666666"/>
+          <w:sz w:val="16"/>
         </w:rPr>
-        <w:t>Fuente:</w:t>
+        <w:t>Cifras originales preliminares. Los agregados desestacionalizados se ajustan de forma independiente. El empleo EMIM no equivale a puestos afiliados al IMSS. La encuesta manufacturera no mide toda la actividad industrial.</w:t>
       </w:r>
+    </w:p>
+    <w:p>
+      <w:pPr>
+        <w:keepNext w:val="0"/>
+        <w:spacing w:before="0" w:after="0" w:line="240" w:lineRule="auto"/>
+        <w:jc w:val="both"/>
+      </w:pPr>
       <w:r>
         <w:rPr>
-          <w:rFonts w:ascii="Noto Sans" w:hAnsi="Noto Sans" w:cs="Noto Sans"/>
-          <w:color w:val="4C545B"/>
-          <w:sz w:val="15"/>
+          <w:rFonts w:ascii="Noto Sans" w:hAnsi="Noto Sans"/>
+          <w:b w:val="0"/>
+          <w:color w:val="000000"/>
+          <w:sz w:val="13"/>
         </w:rPr>
-        <w:t xml:space="preserve"> INEGI, Encuesta Mensual de la Industria Manufacturera (EMIM), Boletín de Indicador, 17 de agosto de 2026. Cifras de junio de 2026. Próxima publicación: 17 de septiembre de 2026. </w:t>
+      </w:r>
+    </w:p>
+    <w:p>
+      <w:pPr>
+        <w:keepNext w:val="0"/>
+        <w:spacing w:before="0" w:after="0" w:line="240" w:lineRule="auto"/>
+        <w:jc w:val="both"/>
+      </w:pPr>
+      <w:r>
+        <w:rPr>
+          <w:rFonts w:ascii="Noto Sans" w:hAnsi="Noto Sans"/>
+          <w:b w:val="0"/>
+          <w:color w:val="666666"/>
+          <w:sz w:val="16"/>
+        </w:rPr>
+        <w:t>INEGI, boletín 627/26, publicado el 2026-10-16. Cuadros y metodología de la misma edición. Cifras sujetas a revisión.</w:t>
+      </w:r>
+    </w:p>
+    <w:p>
+      <w:pPr>
+        <w:keepNext w:val="0"/>
+        <w:spacing w:before="0" w:after="0" w:line="240" w:lineRule="auto"/>
+        <w:jc w:val="both"/>
+      </w:pPr>
+      <w:r>
+        <w:rPr>
+          <w:rFonts w:ascii="Noto Sans" w:hAnsi="Noto Sans"/>
+          <w:b w:val="0"/>
+          <w:color w:val="666666"/>
+          <w:sz w:val="16"/>
+        </w:rPr>
+        <w:t>https://www.inegi.org.mx/contenidos/saladeprensa/boletines/2026/emim/emim2026_10.pdf</w:t>
       </w:r>
     </w:p>
     <w:sectPr>
-      <w:headerReference w:type="default" r:id="rId11"/>
-      <w:footerReference w:type="even" r:id="rId12"/>
-      <w:footerReference w:type="default" r:id="rId13"/>
+      <w:headerReference w:type="default" r:id="rId10"/>
+      <w:footerReference w:type="even" r:id="rId11"/>
+      <w:footerReference w:type="default" r:id="rId12"/>
       <w:pgSz w:w="12240" w:h="15840"/>
       <w:pgMar w:top="1134" w:right="1701" w:bottom="1134" w:left="1701" w:header="708" w:footer="708" w:gutter="0"/>
       <w:pgNumType w:start="1"/>
@@ -2572,11 +1973,6 @@
 <file path=word/header1.xml><?xml version="1.0" encoding="utf-8"?>
 <w:hdr xmlns:wpc="http://schemas.microsoft.com/office/word/2010/wordprocessingCanvas" xmlns:cx="http://schemas.microsoft.com/office/drawing/2014/chartex" xmlns:cx1="http://schemas.microsoft.com/office/drawing/2015/9/8/chartex" xmlns:cx2="http://schemas.microsoft.com/office/drawing/2015/10/21/chartex" xmlns:cx3="http://schemas.microsoft.com/office/drawing/2016/5/9/chartex" xmlns:cx4="http://schemas.microsoft.com/office/drawing/2016/5/10/chartex" xmlns:cx5="http://schemas.microsoft.com/office/drawing/2016/5/11/chartex" xmlns:cx6="http://schemas.microsoft.com/office/drawing/2016/5/12/chartex" xmlns:cx7="http://schemas.microsoft.com/office/drawing/2016/5/13/chartex" xmlns:cx8="http://schemas.microsoft.com/office/drawing/2016/5/14/chartex" xmlns:mc="http://schemas.openxmlformats.org/markup-compatibility/2006" xmlns:aink="http://schemas.microsoft.com/office/drawing/2016/ink" xmlns:am3d="http://schemas.microsoft.com/office/drawing/2017/model3d" xmlns:o="urn:schemas-microsoft-com:office:office" xmlns:r="http://schemas.openxmlformats.org/officeDocument/2006/relationships" xmlns:m="http://schemas.openxmlformats.org/officeDocument/2006/math" xmlns:v="urn:schemas-microsoft-com:vml" xmlns:wp14="http://schemas.microsoft.com/office/word/2010/wordprocessingDrawing" xmlns:wp="http://schemas.openxmlformats.org/drawingml/2006/wordprocessingDrawing" xmlns:w10="urn:schemas-microsoft-com:office:word" xmlns:w="http://schemas.openxmlformats.org/wordprocessingml/2006/main" xmlns:w14="http://schemas.microsoft.com/office/word/2010/wordml" xmlns:w15="http://schemas.microsoft.com/office/word/2012/wordml" xmlns:w16cid="http://schemas.microsoft.com/office/word/2016/wordml/cid" xmlns:w16se="http://schemas.microsoft.com/office/word/2015/wordml/symex" xmlns:wpg="http://schemas.microsoft.com/office/word/2010/wordprocessingGroup" xmlns:wpi="http://schemas.microsoft.com/office/word/2010/wordprocessingInk" xmlns:wne="http://schemas.microsoft.com/office/word/2006/wordml" xmlns:wps="http://schemas.microsoft.com/office/word/2010/wordprocessingShape" mc:Ignorable="w14 w15 w16se w16cid wp14">
   <w:p>
-    <w:pPr>
-      <w:rPr>
-        <w:sz w:val="15"/>
-      </w:rPr>
-    </w:pPr>
     <w:r>
       <w:rPr>
         <w:noProof/>
@@ -2643,12 +2039,45 @@
       <w:rPr>
         <w:rFonts w:ascii="Calibri" w:hAnsi="Calibri" w:cs="Calibri"/>
         <w:b/>
-        <w:bCs/>
         <w:sz w:val="22"/>
-        <w:szCs w:val="22"/>
       </w:rPr>
     </w:pPr>
     <w:r>
+      <w:rPr>
+        <w:rFonts w:ascii="Noto Sans" w:hAnsi="Noto Sans"/>
+        <w:b/>
+        <w:sz w:val="22"/>
+      </w:rPr>
+      <w:t>S</w:t>
+    </w:r>
+    <w:r>
+      <w:rPr>
+        <w:rFonts w:ascii="Noto Sans" w:hAnsi="Noto Sans"/>
+        <w:b/>
+        <w:sz w:val="22"/>
+      </w:rPr>
+      <w:t>ubs</w:t>
+    </w:r>
+    <w:r>
+      <w:rPr>
+        <w:rFonts w:ascii="Noto Sans" w:hAnsi="Noto Sans"/>
+        <w:b/>
+        <w:sz w:val="22"/>
+      </w:rPr>
+      <w:t xml:space="preserve">ecretaría de </w:t>
+    </w:r>
+    <w:r>
+      <w:rPr>
+        <w:rFonts w:ascii="Noto Sans" w:hAnsi="Noto Sans"/>
+        <w:b/>
+        <w:sz w:val="22"/>
+      </w:rPr>
+      <w:t>Industria y Comercio</w:t>
+    </w:r>
+  </w:p>
+  <w:p>
+    <w:pPr>
+      <w:ind w:left="-426"/>
       <w:rPr>
         <w:rFonts w:ascii="Calibri" w:hAnsi="Calibri" w:cs="Calibri"/>
         <w:b/>
@@ -2656,30 +2085,7 @@
         <w:sz w:val="22"/>
         <w:szCs w:val="22"/>
       </w:rPr>
-      <w:t>Subsecretaría de Industria y Comercio</w:t>
-    </w:r>
-  </w:p>
-  <w:p>
-    <w:pPr>
-      <w:ind w:left="-426"/>
-      <w:rPr>
-        <w:rFonts w:ascii="Calibri" w:hAnsi="Calibri" w:cs="Calibri"/>
-        <w:b/>
-        <w:bCs/>
-        <w:sz w:val="10"/>
-        <w:szCs w:val="22"/>
-      </w:rPr>
     </w:pPr>
-    <w:r>
-      <w:rPr>
-        <w:rFonts w:ascii="Noto Sans" w:hAnsi="Noto Sans" w:cs="Noto Sans"/>
-        <w:b/>
-        <w:bCs/>
-        <w:sz w:val="22"/>
-        <w:szCs w:val="22"/>
-      </w:rPr>
-      <w:t xml:space="preserve"> </w:t>
-    </w:r>
   </w:p>
 </w:hdr>
 </file>
@@ -4186,6 +3592,121 @@
     </w:lvl>
   </w:abstractNum>
   <w:abstractNum w:abstractNumId="11" w15:restartNumberingAfterBreak="0">
+    <w:nsid w:val="25637F62"/>
+    <w:multiLevelType w:val="hybridMultilevel"/>
+    <w:tmpl w:val="491E8574"/>
+    <w:lvl w:ilvl="0" w:tplc="47363282">
+      <w:start w:val="1"/>
+      <w:numFmt w:val="bullet"/>
+      <w:lvlText w:val=""/>
+      <w:lvlJc w:val="left"/>
+      <w:pPr>
+        <w:ind w:left="720" w:hanging="360"/>
+      </w:pPr>
+      <w:rPr>
+        <w:rFonts w:ascii="Symbol" w:hAnsi="Symbol" w:hint="default"/>
+        <w:sz w:val="20"/>
+        <w:szCs w:val="20"/>
+      </w:rPr>
+    </w:lvl>
+    <w:lvl w:ilvl="1" w:tplc="040A0003" w:tentative="1">
+      <w:start w:val="1"/>
+      <w:numFmt w:val="bullet"/>
+      <w:lvlText w:val="o"/>
+      <w:lvlJc w:val="left"/>
+      <w:pPr>
+        <w:ind w:left="1440" w:hanging="360"/>
+      </w:pPr>
+      <w:rPr>
+        <w:rFonts w:ascii="Courier New" w:hAnsi="Courier New" w:cs="Courier New" w:hint="default"/>
+      </w:rPr>
+    </w:lvl>
+    <w:lvl w:ilvl="2" w:tplc="040A0005" w:tentative="1">
+      <w:start w:val="1"/>
+      <w:numFmt w:val="bullet"/>
+      <w:lvlText w:val=""/>
+      <w:lvlJc w:val="left"/>
+      <w:pPr>
+        <w:ind w:left="2160" w:hanging="360"/>
+      </w:pPr>
+      <w:rPr>
+        <w:rFonts w:ascii="Wingdings" w:hAnsi="Wingdings" w:hint="default"/>
+      </w:rPr>
+    </w:lvl>
+    <w:lvl w:ilvl="3" w:tplc="040A0001" w:tentative="1">
+      <w:start w:val="1"/>
+      <w:numFmt w:val="bullet"/>
+      <w:lvlText w:val=""/>
+      <w:lvlJc w:val="left"/>
+      <w:pPr>
+        <w:ind w:left="2880" w:hanging="360"/>
+      </w:pPr>
+      <w:rPr>
+        <w:rFonts w:ascii="Symbol" w:hAnsi="Symbol" w:hint="default"/>
+      </w:rPr>
+    </w:lvl>
+    <w:lvl w:ilvl="4" w:tplc="040A0003" w:tentative="1">
+      <w:start w:val="1"/>
+      <w:numFmt w:val="bullet"/>
+      <w:lvlText w:val="o"/>
+      <w:lvlJc w:val="left"/>
+      <w:pPr>
+        <w:ind w:left="3600" w:hanging="360"/>
+      </w:pPr>
+      <w:rPr>
+        <w:rFonts w:ascii="Courier New" w:hAnsi="Courier New" w:cs="Courier New" w:hint="default"/>
+      </w:rPr>
+    </w:lvl>
+    <w:lvl w:ilvl="5" w:tplc="040A0005" w:tentative="1">
+      <w:start w:val="1"/>
+      <w:numFmt w:val="bullet"/>
+      <w:lvlText w:val=""/>
+      <w:lvlJc w:val="left"/>
+      <w:pPr>
+        <w:ind w:left="4320" w:hanging="360"/>
+      </w:pPr>
+      <w:rPr>
+        <w:rFonts w:ascii="Wingdings" w:hAnsi="Wingdings" w:hint="default"/>
+      </w:rPr>
+    </w:lvl>
+    <w:lvl w:ilvl="6" w:tplc="040A0001" w:tentative="1">
+      <w:start w:val="1"/>
+      <w:numFmt w:val="bullet"/>
+      <w:lvlText w:val=""/>
+      <w:lvlJc w:val="left"/>
+      <w:pPr>
+        <w:ind w:left="5040" w:hanging="360"/>
+      </w:pPr>
+      <w:rPr>
+        <w:rFonts w:ascii="Symbol" w:hAnsi="Symbol" w:hint="default"/>
+      </w:rPr>
+    </w:lvl>
+    <w:lvl w:ilvl="7" w:tplc="040A0003" w:tentative="1">
+      <w:start w:val="1"/>
+      <w:numFmt w:val="bullet"/>
+      <w:lvlText w:val="o"/>
+      <w:lvlJc w:val="left"/>
+      <w:pPr>
+        <w:ind w:left="5760" w:hanging="360"/>
+      </w:pPr>
+      <w:rPr>
+        <w:rFonts w:ascii="Courier New" w:hAnsi="Courier New" w:cs="Courier New" w:hint="default"/>
+      </w:rPr>
+    </w:lvl>
+    <w:lvl w:ilvl="8" w:tplc="040A0005" w:tentative="1">
+      <w:start w:val="1"/>
+      <w:numFmt w:val="bullet"/>
+      <w:lvlText w:val=""/>
+      <w:lvlJc w:val="left"/>
+      <w:pPr>
+        <w:ind w:left="6480" w:hanging="360"/>
+      </w:pPr>
+      <w:rPr>
+        <w:rFonts w:ascii="Wingdings" w:hAnsi="Wingdings" w:hint="default"/>
+      </w:rPr>
+    </w:lvl>
+  </w:abstractNum>
+  <w:abstractNum w:abstractNumId="12" w15:restartNumberingAfterBreak="0">
     <w:nsid w:val="27D72D51"/>
     <w:multiLevelType w:val="hybridMultilevel"/>
     <w:tmpl w:val="B27E3374"/>
@@ -4276,7 +3797,7 @@
       </w:pPr>
     </w:lvl>
   </w:abstractNum>
-  <w:abstractNum w:abstractNumId="12" w15:restartNumberingAfterBreak="0">
+  <w:abstractNum w:abstractNumId="13" w15:restartNumberingAfterBreak="0">
     <w:nsid w:val="297E7B97"/>
     <w:multiLevelType w:val="hybridMultilevel"/>
     <w:tmpl w:val="2A4A9C34"/>
@@ -4388,7 +3909,7 @@
       </w:rPr>
     </w:lvl>
   </w:abstractNum>
-  <w:abstractNum w:abstractNumId="13" w15:restartNumberingAfterBreak="0">
+  <w:abstractNum w:abstractNumId="14" w15:restartNumberingAfterBreak="0">
     <w:nsid w:val="2B0F28E7"/>
     <w:multiLevelType w:val="multilevel"/>
     <w:tmpl w:val="B01CB7DA"/>
@@ -4505,7 +4026,7 @@
       </w:pPr>
     </w:lvl>
   </w:abstractNum>
-  <w:abstractNum w:abstractNumId="14" w15:restartNumberingAfterBreak="0">
+  <w:abstractNum w:abstractNumId="15" w15:restartNumberingAfterBreak="0">
     <w:nsid w:val="2C0E56A7"/>
     <w:multiLevelType w:val="multilevel"/>
     <w:tmpl w:val="2B92D926"/>
@@ -4622,7 +4143,7 @@
       </w:pPr>
     </w:lvl>
   </w:abstractNum>
-  <w:abstractNum w:abstractNumId="15" w15:restartNumberingAfterBreak="0">
+  <w:abstractNum w:abstractNumId="16" w15:restartNumberingAfterBreak="0">
     <w:nsid w:val="2DF13CCD"/>
     <w:multiLevelType w:val="multilevel"/>
     <w:tmpl w:val="AEEE5E94"/>
@@ -4768,119 +4289,6 @@
       <w:rPr>
         <w:rFonts w:ascii="Wingdings" w:hAnsi="Wingdings" w:hint="default"/>
         <w:sz w:val="20"/>
-      </w:rPr>
-    </w:lvl>
-  </w:abstractNum>
-  <w:abstractNum w:abstractNumId="16" w15:restartNumberingAfterBreak="0">
-    <w:nsid w:val="304E59EC"/>
-    <w:multiLevelType w:val="hybridMultilevel"/>
-    <w:tmpl w:val="FB161954"/>
-    <w:lvl w:ilvl="0" w:tplc="040A0001">
-      <w:start w:val="1"/>
-      <w:numFmt w:val="bullet"/>
-      <w:lvlText w:val=""/>
-      <w:lvlJc w:val="left"/>
-      <w:pPr>
-        <w:ind w:left="720" w:hanging="360"/>
-      </w:pPr>
-      <w:rPr>
-        <w:rFonts w:ascii="Symbol" w:hAnsi="Symbol" w:hint="default"/>
-      </w:rPr>
-    </w:lvl>
-    <w:lvl w:ilvl="1" w:tplc="040A0003" w:tentative="1">
-      <w:start w:val="1"/>
-      <w:numFmt w:val="bullet"/>
-      <w:lvlText w:val="o"/>
-      <w:lvlJc w:val="left"/>
-      <w:pPr>
-        <w:ind w:left="1440" w:hanging="360"/>
-      </w:pPr>
-      <w:rPr>
-        <w:rFonts w:ascii="Courier New" w:hAnsi="Courier New" w:cs="Courier New" w:hint="default"/>
-      </w:rPr>
-    </w:lvl>
-    <w:lvl w:ilvl="2" w:tplc="040A0005" w:tentative="1">
-      <w:start w:val="1"/>
-      <w:numFmt w:val="bullet"/>
-      <w:lvlText w:val=""/>
-      <w:lvlJc w:val="left"/>
-      <w:pPr>
-        <w:ind w:left="2160" w:hanging="360"/>
-      </w:pPr>
-      <w:rPr>
-        <w:rFonts w:ascii="Wingdings" w:hAnsi="Wingdings" w:hint="default"/>
-      </w:rPr>
-    </w:lvl>
-    <w:lvl w:ilvl="3" w:tplc="040A0001" w:tentative="1">
-      <w:start w:val="1"/>
-      <w:numFmt w:val="bullet"/>
-      <w:lvlText w:val=""/>
-      <w:lvlJc w:val="left"/>
-      <w:pPr>
-        <w:ind w:left="2880" w:hanging="360"/>
-      </w:pPr>
-      <w:rPr>
-        <w:rFonts w:ascii="Symbol" w:hAnsi="Symbol" w:hint="default"/>
-      </w:rPr>
-    </w:lvl>
-    <w:lvl w:ilvl="4" w:tplc="040A0003" w:tentative="1">
-      <w:start w:val="1"/>
-      <w:numFmt w:val="bullet"/>
-      <w:lvlText w:val="o"/>
-      <w:lvlJc w:val="left"/>
-      <w:pPr>
-        <w:ind w:left="3600" w:hanging="360"/>
-      </w:pPr>
-      <w:rPr>
-        <w:rFonts w:ascii="Courier New" w:hAnsi="Courier New" w:cs="Courier New" w:hint="default"/>
-      </w:rPr>
-    </w:lvl>
-    <w:lvl w:ilvl="5" w:tplc="040A0005" w:tentative="1">
-      <w:start w:val="1"/>
-      <w:numFmt w:val="bullet"/>
-      <w:lvlText w:val=""/>
-      <w:lvlJc w:val="left"/>
-      <w:pPr>
-        <w:ind w:left="4320" w:hanging="360"/>
-      </w:pPr>
-      <w:rPr>
-        <w:rFonts w:ascii="Wingdings" w:hAnsi="Wingdings" w:hint="default"/>
-      </w:rPr>
-    </w:lvl>
-    <w:lvl w:ilvl="6" w:tplc="040A0001" w:tentative="1">
-      <w:start w:val="1"/>
-      <w:numFmt w:val="bullet"/>
-      <w:lvlText w:val=""/>
-      <w:lvlJc w:val="left"/>
-      <w:pPr>
-        <w:ind w:left="5040" w:hanging="360"/>
-      </w:pPr>
-      <w:rPr>
-        <w:rFonts w:ascii="Symbol" w:hAnsi="Symbol" w:hint="default"/>
-      </w:rPr>
-    </w:lvl>
-    <w:lvl w:ilvl="7" w:tplc="040A0003" w:tentative="1">
-      <w:start w:val="1"/>
-      <w:numFmt w:val="bullet"/>
-      <w:lvlText w:val="o"/>
-      <w:lvlJc w:val="left"/>
-      <w:pPr>
-        <w:ind w:left="5760" w:hanging="360"/>
-      </w:pPr>
-      <w:rPr>
-        <w:rFonts w:ascii="Courier New" w:hAnsi="Courier New" w:cs="Courier New" w:hint="default"/>
-      </w:rPr>
-    </w:lvl>
-    <w:lvl w:ilvl="8" w:tplc="040A0005" w:tentative="1">
-      <w:start w:val="1"/>
-      <w:numFmt w:val="bullet"/>
-      <w:lvlText w:val=""/>
-      <w:lvlJc w:val="left"/>
-      <w:pPr>
-        <w:ind w:left="6480" w:hanging="360"/>
-      </w:pPr>
-      <w:rPr>
-        <w:rFonts w:ascii="Wingdings" w:hAnsi="Wingdings" w:hint="default"/>
       </w:rPr>
     </w:lvl>
   </w:abstractNum>
@@ -6265,6 +5673,120 @@
     </w:lvl>
   </w:abstractNum>
   <w:abstractNum w:abstractNumId="28" w15:restartNumberingAfterBreak="0">
+    <w:nsid w:val="6BB60062"/>
+    <w:multiLevelType w:val="hybridMultilevel"/>
+    <w:tmpl w:val="F4BA4BB8"/>
+    <w:lvl w:ilvl="0" w:tplc="47363282">
+      <w:start w:val="1"/>
+      <w:numFmt w:val="bullet"/>
+      <w:lvlText w:val=""/>
+      <w:lvlJc w:val="left"/>
+      <w:pPr>
+        <w:ind w:left="720" w:hanging="360"/>
+      </w:pPr>
+      <w:rPr>
+        <w:rFonts w:ascii="Symbol" w:hAnsi="Symbol" w:hint="default"/>
+        <w:sz w:val="20"/>
+        <w:szCs w:val="20"/>
+      </w:rPr>
+    </w:lvl>
+    <w:lvl w:ilvl="1" w:tplc="60E2529C">
+      <w:numFmt w:val="bullet"/>
+      <w:lvlText w:val="•"/>
+      <w:lvlJc w:val="left"/>
+      <w:pPr>
+        <w:ind w:left="1440" w:hanging="360"/>
+      </w:pPr>
+      <w:rPr>
+        <w:rFonts w:ascii="Times New Roman" w:eastAsia="Times New Roman" w:hAnsi="Times New Roman" w:cs="Times New Roman" w:hint="default"/>
+      </w:rPr>
+    </w:lvl>
+    <w:lvl w:ilvl="2" w:tplc="040A0005" w:tentative="1">
+      <w:start w:val="1"/>
+      <w:numFmt w:val="bullet"/>
+      <w:lvlText w:val=""/>
+      <w:lvlJc w:val="left"/>
+      <w:pPr>
+        <w:ind w:left="2160" w:hanging="360"/>
+      </w:pPr>
+      <w:rPr>
+        <w:rFonts w:ascii="Wingdings" w:hAnsi="Wingdings" w:hint="default"/>
+      </w:rPr>
+    </w:lvl>
+    <w:lvl w:ilvl="3" w:tplc="040A0001" w:tentative="1">
+      <w:start w:val="1"/>
+      <w:numFmt w:val="bullet"/>
+      <w:lvlText w:val=""/>
+      <w:lvlJc w:val="left"/>
+      <w:pPr>
+        <w:ind w:left="2880" w:hanging="360"/>
+      </w:pPr>
+      <w:rPr>
+        <w:rFonts w:ascii="Symbol" w:hAnsi="Symbol" w:hint="default"/>
+      </w:rPr>
+    </w:lvl>
+    <w:lvl w:ilvl="4" w:tplc="040A0003" w:tentative="1">
+      <w:start w:val="1"/>
+      <w:numFmt w:val="bullet"/>
+      <w:lvlText w:val="o"/>
+      <w:lvlJc w:val="left"/>
+      <w:pPr>
+        <w:ind w:left="3600" w:hanging="360"/>
+      </w:pPr>
+      <w:rPr>
+        <w:rFonts w:ascii="Courier New" w:hAnsi="Courier New" w:cs="Courier New" w:hint="default"/>
+      </w:rPr>
+    </w:lvl>
+    <w:lvl w:ilvl="5" w:tplc="040A0005" w:tentative="1">
+      <w:start w:val="1"/>
+      <w:numFmt w:val="bullet"/>
+      <w:lvlText w:val=""/>
+      <w:lvlJc w:val="left"/>
+      <w:pPr>
+        <w:ind w:left="4320" w:hanging="360"/>
+      </w:pPr>
+      <w:rPr>
+        <w:rFonts w:ascii="Wingdings" w:hAnsi="Wingdings" w:hint="default"/>
+      </w:rPr>
+    </w:lvl>
+    <w:lvl w:ilvl="6" w:tplc="040A0001" w:tentative="1">
+      <w:start w:val="1"/>
+      <w:numFmt w:val="bullet"/>
+      <w:lvlText w:val=""/>
+      <w:lvlJc w:val="left"/>
+      <w:pPr>
+        <w:ind w:left="5040" w:hanging="360"/>
+      </w:pPr>
+      <w:rPr>
+        <w:rFonts w:ascii="Symbol" w:hAnsi="Symbol" w:hint="default"/>
+      </w:rPr>
+    </w:lvl>
+    <w:lvl w:ilvl="7" w:tplc="040A0003" w:tentative="1">
+      <w:start w:val="1"/>
+      <w:numFmt w:val="bullet"/>
+      <w:lvlText w:val="o"/>
+      <w:lvlJc w:val="left"/>
+      <w:pPr>
+        <w:ind w:left="5760" w:hanging="360"/>
+      </w:pPr>
+      <w:rPr>
+        <w:rFonts w:ascii="Courier New" w:hAnsi="Courier New" w:cs="Courier New" w:hint="default"/>
+      </w:rPr>
+    </w:lvl>
+    <w:lvl w:ilvl="8" w:tplc="040A0005" w:tentative="1">
+      <w:start w:val="1"/>
+      <w:numFmt w:val="bullet"/>
+      <w:lvlText w:val=""/>
+      <w:lvlJc w:val="left"/>
+      <w:pPr>
+        <w:ind w:left="6480" w:hanging="360"/>
+      </w:pPr>
+      <w:rPr>
+        <w:rFonts w:ascii="Wingdings" w:hAnsi="Wingdings" w:hint="default"/>
+      </w:rPr>
+    </w:lvl>
+  </w:abstractNum>
+  <w:abstractNum w:abstractNumId="29" w15:restartNumberingAfterBreak="0">
     <w:nsid w:val="6C55585F"/>
     <w:multiLevelType w:val="multilevel"/>
     <w:tmpl w:val="EE748454"/>
@@ -6413,7 +5935,7 @@
       </w:rPr>
     </w:lvl>
   </w:abstractNum>
-  <w:abstractNum w:abstractNumId="29" w15:restartNumberingAfterBreak="0">
+  <w:abstractNum w:abstractNumId="30" w15:restartNumberingAfterBreak="0">
     <w:nsid w:val="6F0F537A"/>
     <w:multiLevelType w:val="multilevel"/>
     <w:tmpl w:val="4F386DC2"/>
@@ -6562,7 +6084,7 @@
       </w:rPr>
     </w:lvl>
   </w:abstractNum>
-  <w:abstractNum w:abstractNumId="30" w15:restartNumberingAfterBreak="0">
+  <w:abstractNum w:abstractNumId="31" w15:restartNumberingAfterBreak="0">
     <w:nsid w:val="78536124"/>
     <w:multiLevelType w:val="multilevel"/>
     <w:tmpl w:val="F65CAF38"/>
@@ -6711,7 +6233,7 @@
       </w:rPr>
     </w:lvl>
   </w:abstractNum>
-  <w:abstractNum w:abstractNumId="31" w15:restartNumberingAfterBreak="0">
+  <w:abstractNum w:abstractNumId="32" w15:restartNumberingAfterBreak="0">
     <w:nsid w:val="7A1B2C3D"/>
     <w:multiLevelType w:val="hybridMultilevel"/>
     <w:tmpl w:val="7A1B2C3E"/>
@@ -6768,7 +6290,7 @@
       <w:lvlJc w:val="left"/>
     </w:lvl>
   </w:abstractNum>
-  <w:abstractNum w:abstractNumId="32" w15:restartNumberingAfterBreak="0">
+  <w:abstractNum w:abstractNumId="33" w15:restartNumberingAfterBreak="0">
     <w:nsid w:val="7B7C15D2"/>
     <w:multiLevelType w:val="hybridMultilevel"/>
     <w:tmpl w:val="9E941162"/>
@@ -6881,7 +6403,7 @@
       </w:rPr>
     </w:lvl>
   </w:abstractNum>
-  <w:abstractNum w:abstractNumId="33" w15:restartNumberingAfterBreak="0">
+  <w:abstractNum w:abstractNumId="34" w15:restartNumberingAfterBreak="0">
     <w:nsid w:val="7B7C1AA1"/>
     <w:multiLevelType w:val="multilevel"/>
     <w:tmpl w:val="749C23E2"/>
@@ -7040,7 +6562,7 @@
     <w:abstractNumId w:val="20"/>
   </w:num>
   <w:num w:numId="4">
-    <w:abstractNumId w:val="33"/>
+    <w:abstractNumId w:val="34"/>
   </w:num>
   <w:num w:numId="5">
     <w:abstractNumId w:val="27"/>
@@ -7049,7 +6571,7 @@
     <w:abstractNumId w:val="10"/>
   </w:num>
   <w:num w:numId="7">
-    <w:abstractNumId w:val="29"/>
+    <w:abstractNumId w:val="30"/>
   </w:num>
   <w:num w:numId="8">
     <w:abstractNumId w:val="8"/>
@@ -7058,7 +6580,7 @@
     <w:abstractNumId w:val="5"/>
   </w:num>
   <w:num w:numId="10">
-    <w:abstractNumId w:val="15"/>
+    <w:abstractNumId w:val="16"/>
   </w:num>
   <w:num w:numId="11">
     <w:abstractNumId w:val="19"/>
@@ -7070,10 +6592,10 @@
     <w:abstractNumId w:val="7"/>
   </w:num>
   <w:num w:numId="14">
-    <w:abstractNumId w:val="13"/>
+    <w:abstractNumId w:val="14"/>
   </w:num>
   <w:num w:numId="15">
-    <w:abstractNumId w:val="30"/>
+    <w:abstractNumId w:val="31"/>
   </w:num>
   <w:num w:numId="16">
     <w:abstractNumId w:val="0"/>
@@ -7082,7 +6604,7 @@
     <w:abstractNumId w:val="24"/>
   </w:num>
   <w:num w:numId="18">
-    <w:abstractNumId w:val="14"/>
+    <w:abstractNumId w:val="15"/>
   </w:num>
   <w:num w:numId="19">
     <w:abstractNumId w:val="23"/>
@@ -7091,7 +6613,7 @@
     <w:abstractNumId w:val="26"/>
   </w:num>
   <w:num w:numId="21">
-    <w:abstractNumId w:val="11"/>
+    <w:abstractNumId w:val="12"/>
   </w:num>
   <w:num w:numId="22">
     <w:abstractNumId w:val="1"/>
@@ -7109,16 +6631,16 @@
     <w:abstractNumId w:val="4"/>
   </w:num>
   <w:num w:numId="27">
-    <w:abstractNumId w:val="28"/>
+    <w:abstractNumId w:val="29"/>
   </w:num>
   <w:num w:numId="28">
     <w:abstractNumId w:val="9"/>
   </w:num>
   <w:num w:numId="29">
-    <w:abstractNumId w:val="32"/>
+    <w:abstractNumId w:val="33"/>
   </w:num>
   <w:num w:numId="30">
-    <w:abstractNumId w:val="31"/>
+    <w:abstractNumId w:val="32"/>
   </w:num>
   <w:num w:numId="31">
     <w:abstractNumId w:val="2"/>
@@ -7127,12 +6649,25 @@
     <w:abstractNumId w:val="21"/>
   </w:num>
   <w:num w:numId="33">
-    <w:abstractNumId w:val="12"/>
+    <w:abstractNumId w:val="13"/>
   </w:num>
   <w:num w:numId="34">
-    <w:abstractNumId w:val="16"/>
+    <w:abstractNumId w:val="11"/>
+  </w:num>
+  <w:num w:numId="35">
+    <w:abstractNumId w:val="28"/>
   </w:num>
   <w:numIdMacAtCleanup w:val="1"/>
+  <w:abstractNum w:abstractNumId="35">
+    <w:lvl w:ilvl="0">
+      <w:numFmt w:val="bullet"/>
+      <w:lvlText w:val="•"/>
+      <w:suff w:val="space"/>
+    </w:lvl>
+  </w:abstractNum>
+  <w:num w:numId="36">
+    <w:abstractNumId w:val="35"/>
+  </w:num>
 </w:numbering>
 </file>
 
@@ -7529,9 +7064,11 @@
   <w:style w:type="paragraph" w:default="1" w:styleId="Normal">
     <w:name w:val="Normal"/>
     <w:qFormat/>
-    <w:rsid w:val="00E94CD4"/>
+    <w:rsid w:val="003F7434"/>
     <w:rPr>
-      <w:rFonts w:ascii="Times New Roman" w:eastAsia="Times New Roman" w:hAnsi="Times New Roman" w:cs="Times New Roman"/>
+      <w:rFonts w:ascii="Noto Sans" w:eastAsia="Times New Roman" w:hAnsi="Noto Sans" w:cs="Times New Roman"/>
+      <w:sz w:val="22"/>
+      <w:lang w:eastAsia="es-ES_tradnl"/>
     </w:rPr>
   </w:style>
   <w:style w:type="paragraph" w:styleId="Ttulo1">
@@ -7546,9 +7083,11 @@
       <w:outlineLvl w:val="0"/>
     </w:pPr>
     <w:rPr>
-      <w:rFonts w:eastAsia="Noto Sans" w:cs="Noto Sans"/>
+      <w:rFonts w:eastAsia="Noto Sans" w:cs="Noto Sans" w:ascii="Noto Sans" w:hAnsi="Noto Sans"/>
       <w:b/>
       <w:color w:val="670E35"/>
+      <w:sz w:val="22"/>
+      <w:lang w:eastAsia="es-MX"/>
     </w:rPr>
   </w:style>
   <w:style w:type="paragraph" w:styleId="Ttulo2">
@@ -7564,9 +7103,11 @@
       <w:outlineLvl w:val="1"/>
     </w:pPr>
     <w:rPr>
-      <w:rFonts w:eastAsia="Montserrat Light" w:cs="Montserrat Light"/>
+      <w:rFonts w:eastAsia="Montserrat Light" w:cs="Montserrat Light" w:ascii="Noto Sans" w:hAnsi="Noto Sans"/>
       <w:b/>
       <w:color w:val="666666"/>
+      <w:sz w:val="22"/>
+      <w:lang w:eastAsia="es-MX"/>
     </w:rPr>
   </w:style>
   <w:style w:type="paragraph" w:styleId="Ttulo3">
@@ -7582,8 +7123,11 @@
       <w:outlineLvl w:val="2"/>
     </w:pPr>
     <w:rPr>
+      <w:rFonts w:ascii="Noto Sans" w:hAnsi="Noto Sans"/>
       <w:b/>
       <w:color w:val="FFFFFF"/>
+      <w:sz w:val="22"/>
+      <w:lang w:eastAsia="es-MX"/>
     </w:rPr>
   </w:style>
   <w:style w:type="paragraph" w:styleId="Ttulo4">
@@ -7605,7 +7149,10 @@
       <w:outlineLvl w:val="3"/>
     </w:pPr>
     <w:rPr>
+      <w:rFonts w:ascii="Noto Sans" w:hAnsi="Noto Sans"/>
       <w:b/>
+      <w:sz w:val="22"/>
+      <w:lang w:eastAsia="es-MX"/>
     </w:rPr>
   </w:style>
   <w:style w:type="paragraph" w:styleId="Ttulo5">
@@ -7621,7 +7168,9 @@
       <w:outlineLvl w:val="4"/>
     </w:pPr>
     <w:rPr>
+      <w:rFonts w:ascii="Noto Sans" w:hAnsi="Noto Sans"/>
       <w:b w:val="0"/>
+      <w:sz w:val="22"/>
     </w:rPr>
   </w:style>
   <w:style w:type="paragraph" w:styleId="Ttulo6">
@@ -7639,9 +7188,11 @@
       <w:outlineLvl w:val="5"/>
     </w:pPr>
     <w:rPr>
+      <w:rFonts w:ascii="Noto Sans" w:hAnsi="Noto Sans"/>
       <w:b/>
-      <w:sz w:val="20"/>
+      <w:sz w:val="22"/>
       <w:szCs w:val="20"/>
+      <w:lang w:eastAsia="es-MX"/>
     </w:rPr>
   </w:style>
   <w:style w:type="character" w:default="1" w:styleId="Fuentedeprrafopredeter">
@@ -7694,9 +7245,11 @@
       <w:spacing w:before="480" w:after="120"/>
     </w:pPr>
     <w:rPr>
+      <w:rFonts w:ascii="Noto Sans" w:hAnsi="Noto Sans"/>
       <w:b/>
-      <w:sz w:val="72"/>
+      <w:sz w:val="22"/>
       <w:szCs w:val="72"/>
+      <w:lang w:eastAsia="es-MX"/>
     </w:rPr>
   </w:style>
   <w:style w:type="table" w:customStyle="1" w:styleId="TableNormal2">
@@ -7723,6 +7276,11 @@
         <w:tab w:val="right" w:pos="8838"/>
       </w:tabs>
     </w:pPr>
+    <w:rPr>
+      <w:rFonts w:ascii="Noto Sans" w:hAnsi="Noto Sans"/>
+      <w:sz w:val="22"/>
+      <w:lang w:eastAsia="es-MX"/>
+    </w:rPr>
   </w:style>
   <w:style w:type="character" w:customStyle="1" w:styleId="EncabezadoCar">
     <w:name w:val="Encabezado Car"/>
@@ -7748,6 +7306,11 @@
         <w:tab w:val="right" w:pos="8838"/>
       </w:tabs>
     </w:pPr>
+    <w:rPr>
+      <w:rFonts w:ascii="Noto Sans" w:hAnsi="Noto Sans"/>
+      <w:sz w:val="22"/>
+      <w:lang w:eastAsia="es-MX"/>
+    </w:rPr>
   </w:style>
   <w:style w:type="character" w:customStyle="1" w:styleId="PiedepginaCar">
     <w:name w:val="Pie de página Car"/>
@@ -7770,11 +7333,12 @@
       <w:spacing w:before="360" w:after="80"/>
     </w:pPr>
     <w:rPr>
-      <w:rFonts w:ascii="Georgia" w:eastAsia="Georgia" w:hAnsi="Georgia" w:cs="Georgia"/>
+      <w:rFonts w:ascii="Noto Sans" w:eastAsia="Georgia" w:hAnsi="Noto Sans" w:cs="Georgia"/>
       <w:i/>
       <w:color w:val="666666"/>
-      <w:sz w:val="48"/>
+      <w:sz w:val="22"/>
       <w:szCs w:val="48"/>
+      <w:lang w:eastAsia="es-MX"/>
     </w:rPr>
   </w:style>
   <w:style w:type="paragraph" w:styleId="NormalWeb">
@@ -7786,6 +7350,11 @@
     <w:pPr>
       <w:spacing w:before="100" w:beforeAutospacing="1" w:after="100" w:afterAutospacing="1"/>
     </w:pPr>
+    <w:rPr>
+      <w:rFonts w:ascii="Noto Sans" w:hAnsi="Noto Sans"/>
+      <w:sz w:val="22"/>
+      <w:lang w:eastAsia="es-MX"/>
+    </w:rPr>
   </w:style>
   <w:style w:type="paragraph" w:styleId="Prrafodelista">
     <w:name w:val="List Paragraph"/>
@@ -7797,6 +7366,11 @@
       <w:ind w:left="720"/>
       <w:contextualSpacing/>
     </w:pPr>
+    <w:rPr>
+      <w:rFonts w:ascii="Noto Sans" w:hAnsi="Noto Sans"/>
+      <w:sz w:val="22"/>
+      <w:lang w:eastAsia="es-MX"/>
+    </w:rPr>
   </w:style>
   <w:style w:type="paragraph" w:styleId="Textodeglobo">
     <w:name w:val="Balloon Text"/>
@@ -7807,9 +7381,10 @@
     <w:unhideWhenUsed/>
     <w:rsid w:val="001E119D"/>
     <w:rPr>
-      <w:rFonts w:ascii="Segoe UI" w:hAnsi="Segoe UI" w:cs="Segoe UI"/>
-      <w:sz w:val="18"/>
+      <w:rFonts w:ascii="Noto Sans" w:hAnsi="Noto Sans" w:cs="Segoe UI"/>
+      <w:sz w:val="22"/>
       <w:szCs w:val="18"/>
+      <w:lang w:eastAsia="es-MX"/>
     </w:rPr>
   </w:style>
   <w:style w:type="character" w:customStyle="1" w:styleId="TextodegloboCar">
@@ -7857,8 +7432,10 @@
     <w:unhideWhenUsed/>
     <w:rsid w:val="008D09CA"/>
     <w:rPr>
-      <w:sz w:val="20"/>
+      <w:rFonts w:ascii="Noto Sans" w:hAnsi="Noto Sans"/>
+      <w:sz w:val="22"/>
       <w:szCs w:val="20"/>
+      <w:lang w:eastAsia="es-MX"/>
     </w:rPr>
   </w:style>
   <w:style w:type="character" w:customStyle="1" w:styleId="TextonotapieCar">
@@ -8007,8 +7584,9 @@
       <w:ind w:left="720" w:hanging="720"/>
     </w:pPr>
     <w:rPr>
-      <w:rFonts w:ascii="Univers (W1)" w:hAnsi="Univers (W1)" w:cs="Arial"/>
+      <w:rFonts w:ascii="Noto Sans" w:hAnsi="Noto Sans" w:cs="Arial"/>
       <w:color w:val="800080"/>
+      <w:sz w:val="22"/>
       <w:lang w:val="es-ES_tradnl" w:eastAsia="es-ES"/>
     </w:rPr>
   </w:style>
@@ -8165,6 +7743,11 @@
     <w:pPr>
       <w:spacing w:before="100" w:beforeAutospacing="1" w:after="100" w:afterAutospacing="1"/>
     </w:pPr>
+    <w:rPr>
+      <w:rFonts w:ascii="Noto Sans" w:hAnsi="Noto Sans"/>
+      <w:sz w:val="22"/>
+      <w:lang w:eastAsia="es-MX"/>
+    </w:rPr>
   </w:style>
   <w:style w:type="paragraph" w:customStyle="1" w:styleId="xl65">
     <w:name w:val="xl65"/>
@@ -8173,6 +7756,11 @@
     <w:pPr>
       <w:spacing w:before="100" w:beforeAutospacing="1" w:after="100" w:afterAutospacing="1"/>
     </w:pPr>
+    <w:rPr>
+      <w:rFonts w:ascii="Noto Sans" w:hAnsi="Noto Sans"/>
+      <w:sz w:val="22"/>
+      <w:lang w:eastAsia="es-MX"/>
+    </w:rPr>
   </w:style>
   <w:style w:type="paragraph" w:customStyle="1" w:styleId="xl66">
     <w:name w:val="xl66"/>
@@ -8182,8 +7770,10 @@
       <w:spacing w:before="100" w:beforeAutospacing="1" w:after="100" w:afterAutospacing="1"/>
     </w:pPr>
     <w:rPr>
-      <w:rFonts w:ascii="Calibri" w:hAnsi="Calibri" w:cs="Calibri"/>
+      <w:rFonts w:ascii="Noto Sans" w:hAnsi="Noto Sans" w:cs="Calibri"/>
       <w:color w:val="000000"/>
+      <w:sz w:val="22"/>
+      <w:lang w:eastAsia="es-MX"/>
     </w:rPr>
   </w:style>
   <w:style w:type="table" w:styleId="Tablaconcuadrcula4-nfasis6">
@@ -8266,6 +7856,11 @@
     <w:pPr>
       <w:spacing w:before="100" w:beforeAutospacing="1" w:after="100" w:afterAutospacing="1"/>
     </w:pPr>
+    <w:rPr>
+      <w:rFonts w:ascii="Noto Sans" w:hAnsi="Noto Sans"/>
+      <w:sz w:val="22"/>
+      <w:lang w:eastAsia="es-MX"/>
+    </w:rPr>
   </w:style>
   <w:style w:type="paragraph" w:customStyle="1" w:styleId="xl68">
     <w:name w:val="xl68"/>
@@ -8275,8 +7870,10 @@
       <w:spacing w:before="100" w:beforeAutospacing="1" w:after="100" w:afterAutospacing="1"/>
     </w:pPr>
     <w:rPr>
-      <w:rFonts w:ascii="Calibri" w:hAnsi="Calibri" w:cs="Calibri"/>
+      <w:rFonts w:ascii="Noto Sans" w:hAnsi="Noto Sans" w:cs="Calibri"/>
       <w:color w:val="000000"/>
+      <w:sz w:val="22"/>
+      <w:lang w:eastAsia="es-MX"/>
     </w:rPr>
   </w:style>
   <w:style w:type="paragraph" w:customStyle="1" w:styleId="pdq2pgselectionanchorcontainer">
@@ -8287,7 +7884,8 @@
       <w:spacing w:before="100" w:beforeAutospacing="1" w:after="100" w:afterAutospacing="1"/>
     </w:pPr>
     <w:rPr>
-      <w:lang w:eastAsia="es-ES_tradnl"/>
+      <w:rFonts w:ascii="Noto Sans" w:hAnsi="Noto Sans"/>
+      <w:sz w:val="22"/>
     </w:rPr>
   </w:style>
 </w:styles>
@@ -8608,7 +8206,7 @@
 </file>
 
 <file path=customXml/itemProps2.xml><?xml version="1.0" encoding="utf-8"?>
-<ds:datastoreItem xmlns:ds="http://schemas.openxmlformats.org/officeDocument/2006/customXml" ds:itemID="{CDC1B7AD-6C6A-B249-8F98-F960EDC42F8E}">
+<ds:datastoreItem xmlns:ds="http://schemas.openxmlformats.org/officeDocument/2006/customXml" ds:itemID="{36339060-3F28-D949-9895-241B815C1571}">
   <ds:schemaRefs>
     <ds:schemaRef ds:uri="http://schemas.openxmlformats.org/officeDocument/2006/bibliography"/>
   </ds:schemaRefs>
